--- a/docs/dokumen/Kode_Etik_Mitra_PLS_Mitrans-Astra_v1.4.docx
+++ b/docs/dokumen/Kode_Etik_Mitra_PLS_Mitrans-Astra_v1.4.docx
@@ -268,7 +268,7 @@
             </w:r>
             <w:r>
               <w:rPr/>
-              <w:t xml:space="preserve"> (27 Oktober 2026): diselaraskan dengan Rencana Pemasaran v1.4, yaitu Lisensi tanpa batas waktu (lifetime) dengan Langganan mulai bulan berikutnya (Pasal 1), dan kewajiban menjelaskan arti Lisensi tanpa batas waktu secara jujur (Pasal 17).</w:t>
+              <w:t xml:space="preserve"> (27 Oktober 2026): diselaraskan dengan Rencana Pemasaran v1.4, yaitu Lisensi tanpa batas waktu (lifetime) dengan akses 30 hari sejak aktivasi dan Langganan setiap 30 hari sesudahnya (Pasal 1 dan 5), serta kewajiban menjelaskan arti Lisensi tanpa batas waktu secara jujur (Pasal 17).</w:t>
             </w:r>
           </w:p>
         </w:tc>
@@ -525,7 +525,7 @@
       </w:r>
       <w:r>
         <w:rPr/>
-        <w:t xml:space="preserve"> adalah lisensi penggunaan perangkat lunak Mitrans-Astra, berlaku tanpa batas waktu (lifetime), termasuk akses sampai akhir bulan kalender aktivasi.</w:t>
+        <w:t xml:space="preserve"> adalah lisensi penggunaan perangkat lunak Mitrans-Astra, berlaku tanpa batas waktu (lifetime), termasuk akses 30 hari sejak aktivasi.</w:t>
       </w:r>
     </w:p>
     <w:p>
@@ -547,7 +547,7 @@
       </w:r>
       <w:r>
         <w:rPr/>
-        <w:t xml:space="preserve"> adalah akses bulanan (repeat order/RO) mulai bulan berikutnya setelah aktivasi Lisensi.</w:t>
+        <w:t xml:space="preserve"> adalah akses per 30 hari (repeat order/RO), ditagih pertama kali 30 hari setelah aktivasi Lisensi.</w:t>
       </w:r>
     </w:p>
     <w:p>
@@ -1013,7 +1013,7 @@
       </w:pPr>
       <w:r>
         <w:rPr/>
-        <w:t>dikurangi nilai akses yang sudah dipakai, dihitung harian dari Rp399.000 per bulan, bila Lisensi sudah diaktifkan.</w:t>
+        <w:t>dikurangi nilai akses yang sudah dipakai, dihitung harian dari Rp399.000 per 30 hari, bila Lisensi sudah diaktifkan.</w:t>
       </w:r>
     </w:p>
     <w:p>
@@ -2182,7 +2182,7 @@
       </w:pPr>
       <w:r>
         <w:rPr/>
-        <w:t>memastikan calon Pelanggan memahami harga, arti Lisensi tanpa batas waktu (akses aplikasi mulai bulan berikutnya berlanjut hanya dengan Langganan), Langganan mulai bulan berikutnya, dan hak pembatalan sebelum membeli. Mitra PLS dilarang menyebut Lisensi sebagai akses gratis seumur hidup.</w:t>
+        <w:t>memastikan calon Pelanggan memahami harga, arti Lisensi tanpa batas waktu (akses sesudah 30 hari pertama berlanjut hanya dengan Langganan), Langganan setiap 30 hari mulai 30 hari setelah aktivasi, dan hak pembatalan sebelum membeli. Mitra PLS dilarang menyebut Lisensi sebagai akses gratis seumur hidup.</w:t>
       </w:r>
     </w:p>
     <w:p>

--- a/docs/dokumen/Kode_Etik_Mitra_PLS_Mitrans-Astra_v1.4.docx
+++ b/docs/dokumen/Kode_Etik_Mitra_PLS_Mitrans-Astra_v1.4.docx
@@ -268,7 +268,7 @@
             </w:r>
             <w:r>
               <w:rPr/>
-              <w:t xml:space="preserve"> (27 Oktober 2026): diselaraskan dengan Rencana Pemasaran v1.4, yaitu Lisensi tanpa batas waktu (lifetime) dengan akses 30 hari sejak aktivasi dan Langganan setiap 30 hari sesudahnya (Pasal 1 dan 5), serta kewajiban menjelaskan arti Lisensi tanpa batas waktu secara jujur (Pasal 17).</w:t>
+              <w:t xml:space="preserve"> (27 Oktober 2026): diselaraskan dengan Rencana Pemasaran v1.4, yaitu Lisensi tanpa batas waktu (lifetime) dengan akses 30 hari sejak aktivasi dan Langganan setiap 30 hari sesudahnya (Pasal 1 dan 5), penyelesaian sisa penarikan bonus dari hak lain lalu penghapusan setelah 12 bulan (Pasal 5), serta kewajiban menjelaskan arti Lisensi tanpa batas waktu secara jujur (Pasal 17).</w:t>
             </w:r>
           </w:p>
         </w:tc>
@@ -1028,7 +1028,7 @@
       </w:pPr>
       <w:r>
         <w:rPr/>
-        <w:t>Komisi dan bonus yang timbul dari pembelian yang dibatalkan ditarik kembali dari penerimanya. Penarikan mencakup Bonus Sponsor, Bonus Layanan Berkah, serta Bonus Level, Pasangan, dan Pembinaan yang timbul dari Lisensi itu, sesuai Rencana Pemasaran Bab 13.</w:t>
+        <w:t>Komisi dan bonus yang timbul dari pembelian yang dibatalkan ditarik kembali dari penerimanya. Penarikan mencakup Bonus Sponsor, Bonus Layanan Berkah, serta Bonus Level, Pasangan, dan Pembinaan yang timbul dari Lisensi itu, sesuai Rencana Pemasaran Bab 13. Bila pembayaran bonus berikutnya tidak mencukupi, sisa penarikan dipotong dari hak lain Mitra PLS yang dibayar Perusahaan, seperti pembelian kembali Lisensi atau pengembalian dana. Sisa yang belum terpotong dalam 12 bulan sejak tanggal penarikan dihapus dan tidak ditagih.</w:t>
       </w:r>
     </w:p>
     <w:p>

--- a/docs/dokumen/Kode_Etik_Mitra_PLS_Mitrans-Astra_v1.4.docx
+++ b/docs/dokumen/Kode_Etik_Mitra_PLS_Mitrans-Astra_v1.4.docx
@@ -271,6 +271,17 @@
               <w:t xml:space="preserve"> (27 Oktober 2026): diselaraskan dengan Rencana Pemasaran v1.4, yaitu Lisensi tanpa batas waktu (lifetime) dengan akses 30 hari sejak aktivasi dan Langganan setiap 30 hari sesudahnya (Pasal 1 dan 5), penyelesaian sisa penarikan bonus dari hak lain lalu penghapusan setelah 12 bulan (Pasal 5), serta kewajiban menjelaskan arti Lisensi tanpa batas waktu secara jujur (Pasal 17).</w:t>
             </w:r>
           </w:p>
+          <w:p>
+            <w:pPr>
+              <w:pStyle w:val="Normal"/>
+              <w:spacing w:before="0" w:after="80"/>
+              <w:rPr/>
+            </w:pPr>
+            <w:r>
+              <w:rPr/>
+              <w:t>Tambahan versi 1.4 (28 Oktober 2026): atlastrade.io ditetapkan sebagai Halaman Pembayaran resmi untuk pembelian, pembayaran, pembatalan, dan pengembalian dana (Pasal 1, 12, 15, dan 18).</w:t>
+            </w:r>
+          </w:p>
         </w:tc>
       </w:tr>
     </w:tbl>
@@ -459,7 +470,7 @@
       </w:r>
       <w:r>
         <w:rPr/>
-        <w:t xml:space="preserve"> adalah PT MITRANS [nama lengkap ●], pemegang izin usaha penjualan langsung.</w:t>
+        <w:t xml:space="preserve"> adalah PT MITRANS [PT Mitra Transformasi Inteligensi, ejaan sesuai akta ●], pemegang izin usaha penjualan langsung.</w:t>
       </w:r>
     </w:p>
     <w:p>
@@ -649,71 +660,8 @@
         <w:rPr/>
       </w:pPr>
       <w:r>
-        <w:rPr>
-          <w:b/>
-          <w:bCs/>
-        </w:rPr>
-        <w:t>Identitas</w:t>
-      </w:r>
-      <w:r>
-        <w:rPr/>
-        <w:t xml:space="preserve"> adalah Nomor Induk Kependudukan (NIK).</w:t>
-      </w:r>
-    </w:p>
-    <w:p>
-      <w:pPr>
-        <w:pStyle w:val="Heading2"/>
-        <w:rPr/>
-      </w:pPr>
-      <w:r>
-        <w:rPr/>
-        <w:t>Pasal 2. Ruang lingkup</w:t>
-      </w:r>
-    </w:p>
-    <w:p>
-      <w:pPr>
-        <w:pStyle w:val="Normal"/>
-        <w:spacing w:before="0" w:after="120"/>
-        <w:rPr/>
-      </w:pPr>
-      <w:r>
-        <w:rPr/>
-        <w:t>Kode Etik ini mengatur hak, kewajiban, larangan, dan sanksi bagi Perusahaan dan Mitra PLS, serta perlindungan bagi Pelanggan.</w:t>
-      </w:r>
-      <w:r>
-        <w:br w:type="page"/>
-      </w:r>
-    </w:p>
-    <w:p>
-      <w:pPr>
-        <w:pStyle w:val="Heading1"/>
-        <w:spacing w:before="0" w:after="200"/>
-        <w:rPr/>
-      </w:pPr>
-      <w:r>
-        <w:rPr/>
-        <w:t>Bab II. Keanggotaan</w:t>
-      </w:r>
-    </w:p>
-    <w:p>
-      <w:pPr>
-        <w:pStyle w:val="Heading2"/>
-        <w:rPr/>
-      </w:pPr>
-      <w:r>
-        <w:rPr/>
-        <w:t>Pasal 3. Persyaratan keanggotaan</w:t>
-      </w:r>
-    </w:p>
-    <w:p>
-      <w:pPr>
-        <w:pStyle w:val="Normal"/>
-        <w:spacing w:before="0" w:after="120"/>
-        <w:rPr/>
-      </w:pPr>
-      <w:r>
-        <w:rPr/>
-        <w:t>Calon Mitra PLS harus:</w:t>
+        <w:rPr/>
+        <w:t>Halaman Pembayaran adalah atlastrade.io, domain resmi Perusahaan untuk pembelian dan pembayaran Lisensi dan Langganan, pembatalan, pengembalian dana, dan akses aplikasi. mitrans.id, affiliatemarketing.network, dan atlastrade.io memakai satu akun yang sama.</w:t>
       </w:r>
     </w:p>
     <w:p>
@@ -727,8 +675,71 @@
         <w:rPr/>
       </w:pPr>
       <w:r>
-        <w:rPr/>
-        <w:t>berusia paling rendah 18 tahun atau sudah cakap hukum;</w:t>
+        <w:rPr>
+          <w:b/>
+          <w:bCs/>
+        </w:rPr>
+        <w:t>Identitas</w:t>
+      </w:r>
+      <w:r>
+        <w:rPr/>
+        <w:t xml:space="preserve"> adalah Nomor Induk Kependudukan (NIK).</w:t>
+      </w:r>
+    </w:p>
+    <w:p>
+      <w:pPr>
+        <w:pStyle w:val="Heading2"/>
+        <w:rPr/>
+      </w:pPr>
+      <w:r>
+        <w:rPr/>
+        <w:t>Pasal 2. Ruang lingkup</w:t>
+      </w:r>
+    </w:p>
+    <w:p>
+      <w:pPr>
+        <w:pStyle w:val="Normal"/>
+        <w:spacing w:before="0" w:after="120"/>
+        <w:rPr/>
+      </w:pPr>
+      <w:r>
+        <w:rPr/>
+        <w:t>Kode Etik ini mengatur hak, kewajiban, larangan, dan sanksi bagi Perusahaan dan Mitra PLS, serta perlindungan bagi Pelanggan.</w:t>
+      </w:r>
+      <w:r>
+        <w:br w:type="page"/>
+      </w:r>
+    </w:p>
+    <w:p>
+      <w:pPr>
+        <w:pStyle w:val="Heading1"/>
+        <w:spacing w:before="0" w:after="200"/>
+        <w:rPr/>
+      </w:pPr>
+      <w:r>
+        <w:rPr/>
+        <w:t>Bab II. Keanggotaan</w:t>
+      </w:r>
+    </w:p>
+    <w:p>
+      <w:pPr>
+        <w:pStyle w:val="Heading2"/>
+        <w:rPr/>
+      </w:pPr>
+      <w:r>
+        <w:rPr/>
+        <w:t>Pasal 3. Persyaratan keanggotaan</w:t>
+      </w:r>
+    </w:p>
+    <w:p>
+      <w:pPr>
+        <w:pStyle w:val="Normal"/>
+        <w:spacing w:before="0" w:after="120"/>
+        <w:rPr/>
+      </w:pPr>
+      <w:r>
+        <w:rPr/>
+        <w:t>Calon Mitra PLS harus:</w:t>
       </w:r>
     </w:p>
     <w:p>
@@ -743,7 +754,7 @@
       </w:pPr>
       <w:r>
         <w:rPr/>
-        <w:t>memiliki KTP elektronik yang masih berlaku;</w:t>
+        <w:t>berusia paling rendah 18 tahun atau sudah cakap hukum;</w:t>
       </w:r>
     </w:p>
     <w:p>
@@ -758,7 +769,7 @@
       </w:pPr>
       <w:r>
         <w:rPr/>
-        <w:t>memiliki rekening bank atas nama sendiri;</w:t>
+        <w:t>memiliki KTP elektronik yang masih berlaku;</w:t>
       </w:r>
     </w:p>
     <w:p>
@@ -773,7 +784,7 @@
       </w:pPr>
       <w:r>
         <w:rPr/>
-        <w:t>memberikan data diri yang benar dan lengkap;</w:t>
+        <w:t>memiliki rekening bank atas nama sendiri;</w:t>
       </w:r>
     </w:p>
     <w:p>
@@ -788,7 +799,7 @@
       </w:pPr>
       <w:r>
         <w:rPr/>
-        <w:t>tidak sedang menjalani sanksi pemutusan keanggotaan dari Perusahaan;</w:t>
+        <w:t>memberikan data diri yang benar dan lengkap;</w:t>
       </w:r>
     </w:p>
     <w:p>
@@ -803,28 +814,7 @@
       </w:pPr>
       <w:r>
         <w:rPr/>
-        <w:t>membaca dan menyetujui Rencana Pemasaran, Kode Etik ini, serta Syarat dan Ketentuan.</w:t>
-      </w:r>
-    </w:p>
-    <w:p>
-      <w:pPr>
-        <w:pStyle w:val="Normal"/>
-        <w:spacing w:before="0" w:after="120"/>
-        <w:rPr/>
-      </w:pPr>
-      <w:r>
-        <w:rPr/>
-        <w:t>Satu Identitas hanya untuk satu keanggotaan. Keanggotaan tidak dapat didaftarkan atas nama orang lain.</w:t>
-      </w:r>
-    </w:p>
-    <w:p>
-      <w:pPr>
-        <w:pStyle w:val="Heading2"/>
-        <w:rPr/>
-      </w:pPr>
-      <w:r>
-        <w:rPr/>
-        <w:t>Pasal 4. Prosedur pendaftaran</w:t>
+        <w:t>tidak sedang menjalani sanksi pemutusan keanggotaan dari Perusahaan;</w:t>
       </w:r>
     </w:p>
     <w:p>
@@ -839,7 +829,28 @@
       </w:pPr>
       <w:r>
         <w:rPr/>
-        <w:t>Sebelum pendaftaran, calon Mitra PLS menerima keterangan tertulis dan lisan yang benar tentang identitas Perusahaan, produk, Rencana Pemasaran, dan Kode Etik. Halaman pendaftaran menampilkan dokumen-dokumen ini sebelum persetujuan diberikan.</w:t>
+        <w:t>membaca dan menyetujui Rencana Pemasaran, Kode Etik ini, serta Syarat dan Ketentuan.</w:t>
+      </w:r>
+    </w:p>
+    <w:p>
+      <w:pPr>
+        <w:pStyle w:val="Normal"/>
+        <w:spacing w:before="0" w:after="120"/>
+        <w:rPr/>
+      </w:pPr>
+      <w:r>
+        <w:rPr/>
+        <w:t>Satu Identitas hanya untuk satu keanggotaan. Keanggotaan tidak dapat didaftarkan atas nama orang lain.</w:t>
+      </w:r>
+    </w:p>
+    <w:p>
+      <w:pPr>
+        <w:pStyle w:val="Heading2"/>
+        <w:rPr/>
+      </w:pPr>
+      <w:r>
+        <w:rPr/>
+        <w:t>Pasal 4. Prosedur pendaftaran</w:t>
       </w:r>
     </w:p>
     <w:p>
@@ -854,7 +865,7 @@
       </w:pPr>
       <w:r>
         <w:rPr/>
-        <w:t>Pendaftaran dilakukan di mitrans.id, melalui tautan rujukan Sponsor di affiliatemarketing.network atau langsung.</w:t>
+        <w:t>Sebelum pendaftaran, calon Mitra PLS menerima keterangan tertulis dan lisan yang benar tentang identitas Perusahaan, produk, Rencana Pemasaran, dan Kode Etik. Halaman pendaftaran menampilkan dokumen-dokumen ini sebelum persetujuan diberikan.</w:t>
       </w:r>
     </w:p>
     <w:p>
@@ -869,7 +880,7 @@
       </w:pPr>
       <w:r>
         <w:rPr/>
-        <w:t>Calon Mitra PLS melakukan verifikasi identitas dan menyetujui Ketentuan Kemitraan secara elektronik.</w:t>
+        <w:t>Pendaftaran dilakukan di mitrans.id, melalui tautan rujukan Sponsor di affiliatemarketing.network atau langsung.</w:t>
       </w:r>
     </w:p>
     <w:p>
@@ -883,11 +894,8 @@
         <w:rPr/>
       </w:pPr>
       <w:r>
-        <w:rPr>
-          <w:b/>
-          <w:bCs/>
-        </w:rPr>
-        <w:t>Pendaftaran tidak dipungut biaya dan tidak mewajibkan pembelian barang apa pun.</w:t>
+        <w:rPr/>
+        <w:t>Calon Mitra PLS melakukan verifikasi identitas dan menyetujui Ketentuan Kemitraan secara elektronik.</w:t>
       </w:r>
     </w:p>
     <w:p>
@@ -901,8 +909,11 @@
         <w:rPr/>
       </w:pPr>
       <w:r>
-        <w:rPr/>
-        <w:t>Mitra PLS menerima paket perdana digital tanpa biaya melalui Kantor Maya.</w:t>
+        <w:rPr>
+          <w:b/>
+          <w:bCs/>
+        </w:rPr>
+        <w:t>Pendaftaran tidak dipungut biaya dan tidak mewajibkan pembelian barang apa pun.</w:t>
       </w:r>
     </w:p>
     <w:p>
@@ -917,17 +928,7 @@
       </w:pPr>
       <w:r>
         <w:rPr/>
-        <w:t>Tautan rujukan Mitra PLS aktif setelah ia lulus kuis singkat tentang Kode Etik ini. Kuis tersedia di Kelas Kemitraan dan secara daring, tanpa biaya.</w:t>
-      </w:r>
-    </w:p>
-    <w:p>
-      <w:pPr>
-        <w:pStyle w:val="Heading2"/>
-        <w:rPr/>
-      </w:pPr>
-      <w:r>
-        <w:rPr/>
-        <w:t>Pasal 5. Masa pertimbangan dan pembatalan keanggotaan</w:t>
+        <w:t>Mitra PLS menerima paket perdana digital tanpa biaya melalui Kantor Maya.</w:t>
       </w:r>
     </w:p>
     <w:p>
@@ -942,18 +943,17 @@
       </w:pPr>
       <w:r>
         <w:rPr/>
-        <w:t xml:space="preserve">Mitra PLS baru memiliki </w:t>
-      </w:r>
-      <w:r>
-        <w:rPr>
-          <w:b/>
-          <w:bCs/>
-        </w:rPr>
-        <w:t>masa pertimbangan 10 hari kerja</w:t>
-      </w:r>
-      <w:r>
-        <w:rPr/>
-        <w:t xml:space="preserve"> sejak pendaftaran untuk melanjutkan atau membatalkan keanggotaan.</w:t>
+        <w:t>Tautan rujukan Mitra PLS aktif setelah ia lulus kuis singkat tentang Kode Etik ini. Kuis tersedia di Kelas Kemitraan dan secara daring, tanpa biaya.</w:t>
+      </w:r>
+    </w:p>
+    <w:p>
+      <w:pPr>
+        <w:pStyle w:val="Heading2"/>
+        <w:rPr/>
+      </w:pPr>
+      <w:r>
+        <w:rPr/>
+        <w:t>Pasal 5. Masa pertimbangan dan pembatalan keanggotaan</w:t>
       </w:r>
     </w:p>
     <w:p>
@@ -968,7 +968,18 @@
       </w:pPr>
       <w:r>
         <w:rPr/>
-        <w:t>Pembatalan dilakukan melalui Kantor Maya atau layanan pelanggan, tanpa perlu menyebutkan alasan.</w:t>
+        <w:t xml:space="preserve">Mitra PLS baru memiliki </w:t>
+      </w:r>
+      <w:r>
+        <w:rPr>
+          <w:b/>
+          <w:bCs/>
+        </w:rPr>
+        <w:t>masa pertimbangan 10 hari kerja</w:t>
+      </w:r>
+      <w:r>
+        <w:rPr/>
+        <w:t xml:space="preserve"> sejak pendaftaran untuk melanjutkan atau membatalkan keanggotaan.</w:t>
       </w:r>
     </w:p>
     <w:p>
@@ -983,14 +994,14 @@
       </w:pPr>
       <w:r>
         <w:rPr/>
-        <w:t>Lisensi yang dibeli dalam masa pertimbangan dikembalikan dananya:</w:t>
+        <w:t>Pembatalan dilakukan melalui Kantor Maya atau layanan pelanggan, tanpa perlu menyebutkan alasan.</w:t>
       </w:r>
     </w:p>
     <w:p>
       <w:pPr>
         <w:pStyle w:val="ListParagraph"/>
         <w:numPr>
-          <w:ilvl w:val="1"/>
+          <w:ilvl w:val="0"/>
           <w:numId w:val="159"/>
         </w:numPr>
         <w:spacing w:before="0" w:after="60"/>
@@ -998,7 +1009,7 @@
       </w:pPr>
       <w:r>
         <w:rPr/>
-        <w:t>100% bila Lisensi belum diaktifkan;</w:t>
+        <w:t>Lisensi yang dibeli dalam masa pertimbangan dikembalikan dananya:</w:t>
       </w:r>
     </w:p>
     <w:p>
@@ -1013,14 +1024,14 @@
       </w:pPr>
       <w:r>
         <w:rPr/>
-        <w:t>dikurangi nilai akses yang sudah dipakai, dihitung harian dari Rp399.000 per 30 hari, bila Lisensi sudah diaktifkan.</w:t>
+        <w:t>100% bila Lisensi belum diaktifkan;</w:t>
       </w:r>
     </w:p>
     <w:p>
       <w:pPr>
         <w:pStyle w:val="ListParagraph"/>
         <w:numPr>
-          <w:ilvl w:val="0"/>
+          <w:ilvl w:val="1"/>
           <w:numId w:val="161"/>
         </w:numPr>
         <w:spacing w:before="0" w:after="60"/>
@@ -1028,17 +1039,7 @@
       </w:pPr>
       <w:r>
         <w:rPr/>
-        <w:t>Komisi dan bonus yang timbul dari pembelian yang dibatalkan ditarik kembali dari penerimanya. Penarikan mencakup Bonus Sponsor, Bonus Layanan Berkah, serta Bonus Level, Pasangan, dan Pembinaan yang timbul dari Lisensi itu, sesuai Rencana Pemasaran Bab 13. Bila pembayaran bonus berikutnya tidak mencukupi, sisa penarikan dipotong dari hak lain Mitra PLS yang dibayar Perusahaan, seperti pembelian kembali Lisensi atau pengembalian dana. Sisa yang belum terpotong dalam 12 bulan sejak tanggal penarikan dihapus dan tidak ditagih.</w:t>
-      </w:r>
-    </w:p>
-    <w:p>
-      <w:pPr>
-        <w:pStyle w:val="Heading2"/>
-        <w:rPr/>
-      </w:pPr>
-      <w:r>
-        <w:rPr/>
-        <w:t>Pasal 6. Masa berlaku dan pendaftaran ulang</w:t>
+        <w:t>dikurangi nilai akses yang sudah dipakai, dihitung harian dari Rp399.000 per 30 hari, bila Lisensi sudah diaktifkan.</w:t>
       </w:r>
     </w:p>
     <w:p>
@@ -1053,18 +1054,17 @@
       </w:pPr>
       <w:r>
         <w:rPr/>
-        <w:t xml:space="preserve">Keanggotaan berlaku </w:t>
-      </w:r>
-      <w:r>
-        <w:rPr>
-          <w:b/>
-          <w:bCs/>
-        </w:rPr>
-        <w:t>1 tahun</w:t>
-      </w:r>
-      <w:r>
-        <w:rPr/>
-        <w:t xml:space="preserve"> sejak tanggal pendaftaran.</w:t>
+        <w:t>Komisi dan bonus yang timbul dari pembelian yang dibatalkan ditarik kembali dari penerimanya. Penarikan mencakup Bonus Sponsor, Bonus Layanan Berkah, serta Bonus Level, Pasangan, dan Pembinaan yang timbul dari Lisensi itu, sesuai Rencana Pemasaran Bab 13. Bila pembayaran bonus berikutnya tidak mencukupi, sisa penarikan dipotong dari hak lain Mitra PLS yang dibayar Perusahaan, seperti pembelian kembali Lisensi atau pengembalian dana. Sisa yang belum terpotong dalam 12 bulan sejak tanggal penarikan dihapus dan tidak ditagih.</w:t>
+      </w:r>
+    </w:p>
+    <w:p>
+      <w:pPr>
+        <w:pStyle w:val="Heading2"/>
+        <w:rPr/>
+      </w:pPr>
+      <w:r>
+        <w:rPr/>
+        <w:t>Pasal 6. Masa berlaku dan pendaftaran ulang</w:t>
       </w:r>
     </w:p>
     <w:p>
@@ -1079,7 +1079,18 @@
       </w:pPr>
       <w:r>
         <w:rPr/>
-        <w:t>Keanggotaan diperpanjang tanpa biaya dengan konfirmasi data diri di Kantor Maya.</w:t>
+        <w:t xml:space="preserve">Keanggotaan berlaku </w:t>
+      </w:r>
+      <w:r>
+        <w:rPr>
+          <w:b/>
+          <w:bCs/>
+        </w:rPr>
+        <w:t>1 tahun</w:t>
+      </w:r>
+      <w:r>
+        <w:rPr/>
+        <w:t xml:space="preserve"> sejak tanggal pendaftaran.</w:t>
       </w:r>
     </w:p>
     <w:p>
@@ -1094,28 +1105,7 @@
       </w:pPr>
       <w:r>
         <w:rPr/>
-        <w:t>Bila konfirmasi belum dilakukan dalam 60 hari setelah masa berlaku berakhir, pembayaran komisi dan bonus ditunda sampai konfirmasi dilakukan. Hak yang sudah timbul tidak hilang karena keterlambatan ini.</w:t>
-      </w:r>
-    </w:p>
-    <w:p>
-      <w:pPr>
-        <w:pStyle w:val="Heading2"/>
-        <w:rPr/>
-      </w:pPr>
-      <w:r>
-        <w:rPr/>
-        <w:t>Pasal 7. Pemutusan keanggotaan</w:t>
-      </w:r>
-    </w:p>
-    <w:p>
-      <w:pPr>
-        <w:pStyle w:val="Normal"/>
-        <w:spacing w:before="0" w:after="120"/>
-        <w:rPr/>
-      </w:pPr>
-      <w:r>
-        <w:rPr/>
-        <w:t>Keanggotaan berakhir karena:</w:t>
+        <w:t>Keanggotaan diperpanjang tanpa biaya dengan konfirmasi data diri di Kantor Maya.</w:t>
       </w:r>
     </w:p>
     <w:p>
@@ -1130,7 +1120,28 @@
       </w:pPr>
       <w:r>
         <w:rPr/>
-        <w:t>pengunduran diri Mitra PLS, yang dapat dilakukan kapan saja melalui Kantor Maya;</w:t>
+        <w:t>Bila konfirmasi belum dilakukan dalam 60 hari setelah masa berlaku berakhir, pembayaran komisi dan bonus ditunda sampai konfirmasi dilakukan. Hak yang sudah timbul tidak hilang karena keterlambatan ini.</w:t>
+      </w:r>
+    </w:p>
+    <w:p>
+      <w:pPr>
+        <w:pStyle w:val="Heading2"/>
+        <w:rPr/>
+      </w:pPr>
+      <w:r>
+        <w:rPr/>
+        <w:t>Pasal 7. Pemutusan keanggotaan</w:t>
+      </w:r>
+    </w:p>
+    <w:p>
+      <w:pPr>
+        <w:pStyle w:val="Normal"/>
+        <w:spacing w:before="0" w:after="120"/>
+        <w:rPr/>
+      </w:pPr>
+      <w:r>
+        <w:rPr/>
+        <w:t>Keanggotaan berakhir karena:</w:t>
       </w:r>
     </w:p>
     <w:p>
@@ -1145,7 +1156,7 @@
       </w:pPr>
       <w:r>
         <w:rPr/>
-        <w:t>pemutusan oleh Perusahaan sebagai sanksi berdasarkan Pasal 20;</w:t>
+        <w:t>pengunduran diri Mitra PLS, yang dapat dilakukan kapan saja melalui Kantor Maya;</w:t>
       </w:r>
     </w:p>
     <w:p>
@@ -1160,28 +1171,7 @@
       </w:pPr>
       <w:r>
         <w:rPr/>
-        <w:t>Mitra PLS meninggal dunia, kecuali dialihkan sesuai Pasal 8.</w:t>
-      </w:r>
-    </w:p>
-    <w:p>
-      <w:pPr>
-        <w:pStyle w:val="Normal"/>
-        <w:spacing w:before="0" w:after="120"/>
-        <w:rPr/>
-      </w:pPr>
-      <w:r>
-        <w:rPr/>
-        <w:t>Komisi dan bonus yang sudah menjadi hak sebelum keanggotaan berakhir tetap dibayarkan, kecuali komisi dan bonus yang diperoleh dari pelanggaran.</w:t>
-      </w:r>
-    </w:p>
-    <w:p>
-      <w:pPr>
-        <w:pStyle w:val="Heading2"/>
-        <w:rPr/>
-      </w:pPr>
-      <w:r>
-        <w:rPr/>
-        <w:t>Pasal 8. Pengalihan keanggotaan</w:t>
+        <w:t>pemutusan oleh Perusahaan sebagai sanksi berdasarkan Pasal 20;</w:t>
       </w:r>
     </w:p>
     <w:p>
@@ -1196,18 +1186,28 @@
       </w:pPr>
       <w:r>
         <w:rPr/>
-        <w:t xml:space="preserve">Keanggotaan </w:t>
-      </w:r>
-      <w:r>
-        <w:rPr>
-          <w:b/>
-          <w:bCs/>
-        </w:rPr>
-        <w:t>tidak dapat diperjualbelikan</w:t>
-      </w:r>
-      <w:r>
-        <w:rPr/>
-        <w:t>.</w:t>
+        <w:t>Mitra PLS meninggal dunia, kecuali dialihkan sesuai Pasal 8.</w:t>
+      </w:r>
+    </w:p>
+    <w:p>
+      <w:pPr>
+        <w:pStyle w:val="Normal"/>
+        <w:spacing w:before="0" w:after="120"/>
+        <w:rPr/>
+      </w:pPr>
+      <w:r>
+        <w:rPr/>
+        <w:t>Komisi dan bonus yang sudah menjadi hak sebelum keanggotaan berakhir tetap dibayarkan, kecuali komisi dan bonus yang diperoleh dari pelanggaran.</w:t>
+      </w:r>
+    </w:p>
+    <w:p>
+      <w:pPr>
+        <w:pStyle w:val="Heading2"/>
+        <w:rPr/>
+      </w:pPr>
+      <w:r>
+        <w:rPr/>
+        <w:t>Pasal 8. Pengalihan keanggotaan</w:t>
       </w:r>
     </w:p>
     <w:p>
@@ -1222,7 +1222,18 @@
       </w:pPr>
       <w:r>
         <w:rPr/>
-        <w:t>Keanggotaan dapat dialihkan kepada ahli waris bila Mitra PLS meninggal dunia, dengan bukti keterangan waris yang sah. Permohonan diajukan paling lambat 12 bulan sejak Mitra PLS meninggal dunia.</w:t>
+        <w:t xml:space="preserve">Keanggotaan </w:t>
+      </w:r>
+      <w:r>
+        <w:rPr>
+          <w:b/>
+          <w:bCs/>
+        </w:rPr>
+        <w:t>tidak dapat diperjualbelikan</w:t>
+      </w:r>
+      <w:r>
+        <w:rPr/>
+        <w:t>.</w:t>
       </w:r>
     </w:p>
     <w:p>
@@ -1237,7 +1248,7 @@
       </w:pPr>
       <w:r>
         <w:rPr/>
-        <w:t>Keanggotaan dapat dialihkan kepada suami/istri atau keluarga sedarah satu derajat atas permohonan Mitra PLS dan persetujuan Perusahaan, sekali dalam masa keanggotaan.</w:t>
+        <w:t>Keanggotaan dapat dialihkan kepada ahli waris bila Mitra PLS meninggal dunia, dengan bukti keterangan waris yang sah. Permohonan diajukan paling lambat 12 bulan sejak Mitra PLS meninggal dunia.</w:t>
       </w:r>
     </w:p>
     <w:p>
@@ -1252,31 +1263,7 @@
       </w:pPr>
       <w:r>
         <w:rPr/>
-        <w:t>Penerima pengalihan harus memenuhi Pasal 3 dan tidak memiliki keanggotaan lain.</w:t>
-      </w:r>
-      <w:r>
-        <w:br w:type="page"/>
-      </w:r>
-    </w:p>
-    <w:p>
-      <w:pPr>
-        <w:pStyle w:val="Heading1"/>
-        <w:spacing w:before="0" w:after="200"/>
-        <w:rPr/>
-      </w:pPr>
-      <w:r>
-        <w:rPr/>
-        <w:t>Bab III. Hak dan Kewajiban</w:t>
-      </w:r>
-    </w:p>
-    <w:p>
-      <w:pPr>
-        <w:pStyle w:val="Heading2"/>
-        <w:rPr/>
-      </w:pPr>
-      <w:r>
-        <w:rPr/>
-        <w:t>Pasal 9. Hak Perusahaan</w:t>
+        <w:t>Keanggotaan dapat dialihkan kepada suami/istri atau keluarga sedarah satu derajat atas permohonan Mitra PLS dan persetujuan Perusahaan, sekali dalam masa keanggotaan.</w:t>
       </w:r>
     </w:p>
     <w:p>
@@ -1291,7 +1278,31 @@
       </w:pPr>
       <w:r>
         <w:rPr/>
-        <w:t>Menerima data diri Mitra PLS yang benar dan memverifikasinya.</w:t>
+        <w:t>Penerima pengalihan harus memenuhi Pasal 3 dan tidak memiliki keanggotaan lain.</w:t>
+      </w:r>
+      <w:r>
+        <w:br w:type="page"/>
+      </w:r>
+    </w:p>
+    <w:p>
+      <w:pPr>
+        <w:pStyle w:val="Heading1"/>
+        <w:spacing w:before="0" w:after="200"/>
+        <w:rPr/>
+      </w:pPr>
+      <w:r>
+        <w:rPr/>
+        <w:t>Bab III. Hak dan Kewajiban</w:t>
+      </w:r>
+    </w:p>
+    <w:p>
+      <w:pPr>
+        <w:pStyle w:val="Heading2"/>
+        <w:rPr/>
+      </w:pPr>
+      <w:r>
+        <w:rPr/>
+        <w:t>Pasal 9. Hak Perusahaan</w:t>
       </w:r>
     </w:p>
     <w:p>
@@ -1306,7 +1317,7 @@
       </w:pPr>
       <w:r>
         <w:rPr/>
-        <w:t>Menunda pembayaran komisi dan bonus yang sedang diperiksa karena dugaan pelanggaran, paling lama 30 hari, dengan pemberitahuan kepada Mitra PLS.</w:t>
+        <w:t>Menerima data diri Mitra PLS yang benar dan memverifikasinya.</w:t>
       </w:r>
     </w:p>
     <w:p>
@@ -1321,7 +1332,7 @@
       </w:pPr>
       <w:r>
         <w:rPr/>
-        <w:t>Menjatuhkan sanksi sesuai Bab VI.</w:t>
+        <w:t>Menunda pembayaran komisi dan bonus yang sedang diperiksa karena dugaan pelanggaran, paling lama 30 hari, dengan pemberitahuan kepada Mitra PLS.</w:t>
       </w:r>
     </w:p>
     <w:p>
@@ -1336,17 +1347,7 @@
       </w:pPr>
       <w:r>
         <w:rPr/>
-        <w:t>Mengubah Rencana Pemasaran dan Kode Etik sesuai Pasal 24.</w:t>
-      </w:r>
-    </w:p>
-    <w:p>
-      <w:pPr>
-        <w:pStyle w:val="Heading2"/>
-        <w:rPr/>
-      </w:pPr>
-      <w:r>
-        <w:rPr/>
-        <w:t>Pasal 10. Kewajiban Perusahaan</w:t>
+        <w:t>Menjatuhkan sanksi sesuai Bab VI.</w:t>
       </w:r>
     </w:p>
     <w:p>
@@ -1361,7 +1362,17 @@
       </w:pPr>
       <w:r>
         <w:rPr/>
-        <w:t>Memberikan keterangan yang benar tentang Perusahaan, produk, Rencana Pemasaran, dan Kode Etik.</w:t>
+        <w:t>Mengubah Rencana Pemasaran dan Kode Etik sesuai Pasal 24.</w:t>
+      </w:r>
+    </w:p>
+    <w:p>
+      <w:pPr>
+        <w:pStyle w:val="Heading2"/>
+        <w:rPr/>
+      </w:pPr>
+      <w:r>
+        <w:rPr/>
+        <w:t>Pasal 10. Kewajiban Perusahaan</w:t>
       </w:r>
     </w:p>
     <w:p>
@@ -1376,7 +1387,7 @@
       </w:pPr>
       <w:r>
         <w:rPr/>
-        <w:t>Menyediakan produk yang sesuai dengan keterangannya, berlabel dan berharga dalam Rupiah.</w:t>
+        <w:t>Memberikan keterangan yang benar tentang Perusahaan, produk, Rencana Pemasaran, dan Kode Etik.</w:t>
       </w:r>
     </w:p>
     <w:p>
@@ -1391,7 +1402,7 @@
       </w:pPr>
       <w:r>
         <w:rPr/>
-        <w:t>Membayar komisi dan bonus sesuai Rencana Pemasaran, tepat waktu dan transparan, beserta rincian perhitungannya di Kantor Maya. Posisi jaringan Mitra PLS baru ditempatkan secara otomatis menurut aturan Rencana Pemasaran Bab 4, tanpa campur tangan Perusahaan maupun Mitra PLS.</w:t>
+        <w:t>Menyediakan produk yang sesuai dengan keterangannya, berlabel dan berharga dalam Rupiah.</w:t>
       </w:r>
     </w:p>
     <w:p>
@@ -1406,7 +1417,7 @@
       </w:pPr>
       <w:r>
         <w:rPr/>
-        <w:t>Memberikan masa pertimbangan 10 hari kerja, menerima pengembalian produk dalam 7 hari kerja, dan melakukan pembelian kembali sesuai Bab IV.</w:t>
+        <w:t>Membayar komisi dan bonus sesuai Rencana Pemasaran, tepat waktu dan transparan, beserta rincian perhitungannya di Kantor Maya. Posisi jaringan Mitra PLS baru ditempatkan secara otomatis menurut aturan Rencana Pemasaran Bab 4, tanpa campur tangan Perusahaan maupun Mitra PLS.</w:t>
       </w:r>
     </w:p>
     <w:p>
@@ -1421,7 +1432,7 @@
       </w:pPr>
       <w:r>
         <w:rPr/>
-        <w:t>Menyelenggarakan pembinaan dan pelatihan paling sedikit 1 kali dalam 1 tahun.</w:t>
+        <w:t>Memberikan masa pertimbangan 10 hari kerja, menerima pengembalian produk dalam 7 hari kerja, dan melakukan pembelian kembali sesuai Bab IV.</w:t>
       </w:r>
     </w:p>
     <w:p>
@@ -1436,7 +1447,7 @@
       </w:pPr>
       <w:r>
         <w:rPr/>
-        <w:t>Melindungi data pribadi Mitra PLS dan Pelanggan sesuai peraturan perundang-undangan.</w:t>
+        <w:t>Menyelenggarakan pembinaan dan pelatihan paling sedikit 1 kali dalam 1 tahun.</w:t>
       </w:r>
     </w:p>
     <w:p>
@@ -1451,7 +1462,7 @@
       </w:pPr>
       <w:r>
         <w:rPr/>
-        <w:t>Menyediakan layanan pengaduan yang mudah dijangkau, dan menanggapi setiap pengaduan paling lambat 3 hari kerja.</w:t>
+        <w:t>Melindungi data pribadi Mitra PLS dan Pelanggan sesuai peraturan perundang-undangan.</w:t>
       </w:r>
     </w:p>
     <w:p>
@@ -1466,7 +1477,7 @@
       </w:pPr>
       <w:r>
         <w:rPr/>
-        <w:t>Menerbitkan pengungkapan penghasilan Mitra PLS setiap tahun.</w:t>
+        <w:t>Menyediakan layanan pengaduan yang mudah dijangkau, dan menanggapi setiap pengaduan paling lambat 3 hari kerja.</w:t>
       </w:r>
     </w:p>
     <w:p>
@@ -1481,17 +1492,7 @@
       </w:pPr>
       <w:r>
         <w:rPr/>
-        <w:t>Melaporkan kegiatan usaha dan perubahan dokumen kepada instansi yang berwenang.</w:t>
-      </w:r>
-    </w:p>
-    <w:p>
-      <w:pPr>
-        <w:pStyle w:val="Heading2"/>
-        <w:rPr/>
-      </w:pPr>
-      <w:r>
-        <w:rPr/>
-        <w:t>Pasal 11. Hak Mitra PLS</w:t>
+        <w:t>Menerbitkan pengungkapan penghasilan Mitra PLS setiap tahun.</w:t>
       </w:r>
     </w:p>
     <w:p>
@@ -1506,7 +1507,17 @@
       </w:pPr>
       <w:r>
         <w:rPr/>
-        <w:t>Memperoleh keterangan yang benar dan lengkap sebelum dan selama menjadi Mitra PLS.</w:t>
+        <w:t>Melaporkan kegiatan usaha dan perubahan dokumen kepada instansi yang berwenang.</w:t>
+      </w:r>
+    </w:p>
+    <w:p>
+      <w:pPr>
+        <w:pStyle w:val="Heading2"/>
+        <w:rPr/>
+      </w:pPr>
+      <w:r>
+        <w:rPr/>
+        <w:t>Pasal 11. Hak Mitra PLS</w:t>
       </w:r>
     </w:p>
     <w:p>
@@ -1521,7 +1532,7 @@
       </w:pPr>
       <w:r>
         <w:rPr/>
-        <w:t>Menerima komisi dan bonus sesuai Rencana Pemasaran.</w:t>
+        <w:t>Memperoleh keterangan yang benar dan lengkap sebelum dan selama menjadi Mitra PLS.</w:t>
       </w:r>
     </w:p>
     <w:p>
@@ -1536,7 +1547,7 @@
       </w:pPr>
       <w:r>
         <w:rPr/>
-        <w:t>Melihat rincian perhitungan komisi, bonus, bonus yang ditahan, uang muka mingguan dan sisa pembayaran bonus tim, faktor plafon, penarikan atas pembatalan, dan antrean Bonus Prestasi di Kantor Maya.</w:t>
+        <w:t>Menerima komisi dan bonus sesuai Rencana Pemasaran.</w:t>
       </w:r>
     </w:p>
     <w:p>
@@ -1551,7 +1562,7 @@
       </w:pPr>
       <w:r>
         <w:rPr/>
-        <w:t>Mengikuti pembinaan dan pelatihan.</w:t>
+        <w:t>Melihat rincian perhitungan komisi, bonus, bonus yang ditahan, uang muka mingguan dan sisa pembayaran bonus tim, faktor plafon, penarikan atas pembatalan, dan antrean Bonus Prestasi di Kantor Maya.</w:t>
       </w:r>
     </w:p>
     <w:p>
@@ -1566,7 +1577,7 @@
       </w:pPr>
       <w:r>
         <w:rPr/>
-        <w:t>Membatalkan keanggotaan dalam masa pertimbangan, mengundurkan diri kapan saja, dan meminta pembelian kembali.</w:t>
+        <w:t>Mengikuti pembinaan dan pelatihan.</w:t>
       </w:r>
     </w:p>
     <w:p>
@@ -1581,7 +1592,7 @@
       </w:pPr>
       <w:r>
         <w:rPr/>
-        <w:t>Mengajukan keberatan atas sanksi dan perhitungan bonus.</w:t>
+        <w:t>Membatalkan keanggotaan dalam masa pertimbangan, mengundurkan diri kapan saja, dan meminta pembelian kembali.</w:t>
       </w:r>
     </w:p>
     <w:p>
@@ -1596,17 +1607,7 @@
       </w:pPr>
       <w:r>
         <w:rPr/>
-        <w:t>Mengakses, memperbaiki, dan meminta penghapusan data pribadinya sesuai peraturan perundang-undangan.</w:t>
-      </w:r>
-    </w:p>
-    <w:p>
-      <w:pPr>
-        <w:pStyle w:val="Heading2"/>
-        <w:rPr/>
-      </w:pPr>
-      <w:r>
-        <w:rPr/>
-        <w:t>Pasal 12. Kewajiban Mitra PLS</w:t>
+        <w:t>Mengajukan keberatan atas sanksi dan perhitungan bonus.</w:t>
       </w:r>
     </w:p>
     <w:p>
@@ -1621,7 +1622,17 @@
       </w:pPr>
       <w:r>
         <w:rPr/>
-        <w:t>Menjalankan usaha secara mandiri, jujur, dan sesuai Kode Etik ini. Mitra PLS bukan karyawan, agen, atau kuasa Perusahaan.</w:t>
+        <w:t>Mengakses, memperbaiki, dan meminta penghapusan data pribadinya sesuai peraturan perundang-undangan.</w:t>
+      </w:r>
+    </w:p>
+    <w:p>
+      <w:pPr>
+        <w:pStyle w:val="Heading2"/>
+        <w:rPr/>
+      </w:pPr>
+      <w:r>
+        <w:rPr/>
+        <w:t>Pasal 12. Kewajiban Mitra PLS</w:t>
       </w:r>
     </w:p>
     <w:p>
@@ -1636,7 +1647,7 @@
       </w:pPr>
       <w:r>
         <w:rPr/>
-        <w:t>Menjelaskan produk secara benar, termasuk bahwa Mitrans-Astra adalah alat analisis dan edukasi, bukan produk investasi, dan tidak memberikan sinyal beli/jual.</w:t>
+        <w:t>Menjalankan usaha secara mandiri, jujur, dan sesuai Kode Etik ini. Mitra PLS bukan karyawan, agen, atau kuasa Perusahaan.</w:t>
       </w:r>
     </w:p>
     <w:p>
@@ -1651,7 +1662,7 @@
       </w:pPr>
       <w:r>
         <w:rPr/>
-        <w:t>Menjelaskan Rencana Pemasaran secara benar, termasuk bahwa penghasilan tidak dijamin dan bergantung pada penjualan dan pembinaan sendiri.</w:t>
+        <w:t>Menjelaskan produk secara benar, termasuk bahwa Mitrans-Astra adalah alat analisis dan edukasi, bukan produk investasi, dan tidak memberikan sinyal beli/jual.</w:t>
       </w:r>
     </w:p>
     <w:p>
@@ -1666,7 +1677,7 @@
       </w:pPr>
       <w:r>
         <w:rPr/>
-        <w:t>Memakai materi pemasaran resmi Perusahaan, atau materi sendiri yang sudah disetujui Perusahaan.</w:t>
+        <w:t>Menjelaskan Rencana Pemasaran secara benar, termasuk bahwa penghasilan tidak dijamin dan bergantung pada penjualan dan pembinaan sendiri.</w:t>
       </w:r>
     </w:p>
     <w:p>
@@ -1681,7 +1692,7 @@
       </w:pPr>
       <w:r>
         <w:rPr/>
-        <w:t>Mendampingi orientasi Pelanggan dan Mitra PLS baru yang ia rujuk.</w:t>
+        <w:t>Memakai materi pemasaran resmi Perusahaan, atau materi sendiri yang sudah disetujui Perusahaan.</w:t>
       </w:r>
     </w:p>
     <w:p>
@@ -1696,7 +1707,7 @@
       </w:pPr>
       <w:r>
         <w:rPr/>
-        <w:t>Mengarahkan semua pembayaran ke rekening resmi Perusahaan.</w:t>
+        <w:t>Mendampingi orientasi Pelanggan dan Mitra PLS baru yang ia rujuk.</w:t>
       </w:r>
     </w:p>
     <w:p>
@@ -1711,7 +1722,7 @@
       </w:pPr>
       <w:r>
         <w:rPr/>
-        <w:t>Menjaga kerahasiaan data pribadi Pelanggan dan Mitra PLS lain yang ia ketahui.</w:t>
+        <w:t>Mengarahkan semua pembayaran ke Halaman Pembayaran atlastrade.io dan rekening atau kanal resmi Perusahaan.</w:t>
       </w:r>
     </w:p>
     <w:p>
@@ -1726,7 +1737,7 @@
       </w:pPr>
       <w:r>
         <w:rPr/>
-        <w:t>Memenuhi kewajiban perpajakan atas penghasilannya.</w:t>
+        <w:t>Menjaga kerahasiaan data pribadi Pelanggan dan Mitra PLS lain yang ia ketahui.</w:t>
       </w:r>
     </w:p>
     <w:p>
@@ -1741,31 +1752,7 @@
       </w:pPr>
       <w:r>
         <w:rPr/>
-        <w:t>Memberitahukan perubahan data diri paling lambat 14 hari setelah perubahan.</w:t>
-      </w:r>
-      <w:r>
-        <w:br w:type="page"/>
-      </w:r>
-    </w:p>
-    <w:p>
-      <w:pPr>
-        <w:pStyle w:val="Heading1"/>
-        <w:spacing w:before="0" w:after="200"/>
-        <w:rPr/>
-      </w:pPr>
-      <w:r>
-        <w:rPr/>
-        <w:t>Bab IV. Perlindungan Pelanggan dan Mitra PLS</w:t>
-      </w:r>
-    </w:p>
-    <w:p>
-      <w:pPr>
-        <w:pStyle w:val="Heading2"/>
-        <w:rPr/>
-      </w:pPr>
-      <w:r>
-        <w:rPr/>
-        <w:t>Pasal 13. Program pembinaan</w:t>
+        <w:t>Memenuhi kewajiban perpajakan atas penghasilannya.</w:t>
       </w:r>
     </w:p>
     <w:p>
@@ -1780,7 +1767,31 @@
       </w:pPr>
       <w:r>
         <w:rPr/>
-        <w:t>Perusahaan menyelenggarakan pelatihan dasar produk, etika pemasaran, dan pelindungan konsumen bagi setiap Mitra PLS baru.</w:t>
+        <w:t>Memberitahukan perubahan data diri paling lambat 14 hari setelah perubahan.</w:t>
+      </w:r>
+      <w:r>
+        <w:br w:type="page"/>
+      </w:r>
+    </w:p>
+    <w:p>
+      <w:pPr>
+        <w:pStyle w:val="Heading1"/>
+        <w:spacing w:before="0" w:after="200"/>
+        <w:rPr/>
+      </w:pPr>
+      <w:r>
+        <w:rPr/>
+        <w:t>Bab IV. Perlindungan Pelanggan dan Mitra PLS</w:t>
+      </w:r>
+    </w:p>
+    <w:p>
+      <w:pPr>
+        <w:pStyle w:val="Heading2"/>
+        <w:rPr/>
+      </w:pPr>
+      <w:r>
+        <w:rPr/>
+        <w:t>Pasal 13. Program pembinaan</w:t>
       </w:r>
     </w:p>
     <w:p>
@@ -1795,7 +1806,7 @@
       </w:pPr>
       <w:r>
         <w:rPr/>
-        <w:t>Perusahaan menyelenggarakan pelatihan lanjutan paling sedikit 1 kali dalam 1 tahun.</w:t>
+        <w:t>Perusahaan menyelenggarakan pelatihan dasar produk, etika pemasaran, dan pelindungan konsumen bagi setiap Mitra PLS baru.</w:t>
       </w:r>
     </w:p>
     <w:p>
@@ -1810,7 +1821,7 @@
       </w:pPr>
       <w:r>
         <w:rPr/>
-        <w:t>Mitra PLS yang menerima Plan B wajib menjalankan paling sedikit 1 kegiatan pembinaan terkonfirmasi setiap bulan, sesuai Rencana Pemasaran.</w:t>
+        <w:t>Perusahaan menyelenggarakan pelatihan lanjutan paling sedikit 1 kali dalam 1 tahun.</w:t>
       </w:r>
     </w:p>
     <w:p>
@@ -1825,7 +1836,7 @@
       </w:pPr>
       <w:r>
         <w:rPr/>
-        <w:t>Materi pembinaan mengikuti kurikulum resmi Perusahaan.</w:t>
+        <w:t>Mitra PLS yang menerima Plan B wajib menjalankan paling sedikit 1 kegiatan pembinaan terkonfirmasi setiap bulan, sesuai Rencana Pemasaran.</w:t>
       </w:r>
     </w:p>
     <w:p>
@@ -1840,17 +1851,7 @@
       </w:pPr>
       <w:r>
         <w:rPr/>
-        <w:t>Perusahaan menyelenggarakan workshop pelatihan 2 hari setiap bulan bagi pemegang Lisensi, serta kelas daring pengganti. Workshop tidak dipungut biaya dan tidak dijual. Penjelasan kemitraan di workshop tidak mewajibkan peserta mendaftar sebagai Mitra PLS.</w:t>
-      </w:r>
-    </w:p>
-    <w:p>
-      <w:pPr>
-        <w:pStyle w:val="Heading2"/>
-        <w:rPr/>
-      </w:pPr>
-      <w:r>
-        <w:rPr/>
-        <w:t>Pasal 14. Jaminan produk dan layanan</w:t>
+        <w:t>Materi pembinaan mengikuti kurikulum resmi Perusahaan.</w:t>
       </w:r>
     </w:p>
     <w:p>
@@ -1865,7 +1866,17 @@
       </w:pPr>
       <w:r>
         <w:rPr/>
-        <w:t>Perusahaan menjamin produk sesuai dengan uraian di halaman produk dan Rencana Pemasaran.</w:t>
+        <w:t>Perusahaan menyelenggarakan workshop pelatihan 2 hari setiap bulan bagi pemegang Lisensi, serta kelas daring pengganti. Workshop tidak dipungut biaya dan tidak dijual. Penjelasan kemitraan di workshop tidak mewajibkan peserta mendaftar sebagai Mitra PLS.</w:t>
+      </w:r>
+    </w:p>
+    <w:p>
+      <w:pPr>
+        <w:pStyle w:val="Heading2"/>
+        <w:rPr/>
+      </w:pPr>
+      <w:r>
+        <w:rPr/>
+        <w:t>Pasal 14. Jaminan produk dan layanan</w:t>
       </w:r>
     </w:p>
     <w:p>
@@ -1880,7 +1891,7 @@
       </w:pPr>
       <w:r>
         <w:rPr/>
-        <w:t>Perusahaan menyediakan dukungan teknis melalui layanan pelanggan pada [jam layanan ●].</w:t>
+        <w:t>Perusahaan menjamin produk sesuai dengan uraian di halaman produk dan Rencana Pemasaran.</w:t>
       </w:r>
     </w:p>
     <w:p>
@@ -1895,7 +1906,7 @@
       </w:pPr>
       <w:r>
         <w:rPr/>
-        <w:t>Gangguan layanan lebih dari 24 jam berturut-turut yang disebabkan Perusahaan diberi kompensasi berupa perpanjangan masa akses yang sama dengan lamanya gangguan.</w:t>
+        <w:t>Perusahaan menyediakan dukungan teknis melalui layanan pelanggan pada [jam layanan ●].</w:t>
       </w:r>
     </w:p>
     <w:p>
@@ -1910,28 +1921,7 @@
       </w:pPr>
       <w:r>
         <w:rPr/>
-        <w:t xml:space="preserve">Pelanggan dapat mengembalikan produk dalam </w:t>
-      </w:r>
-      <w:r>
-        <w:rPr>
-          <w:b/>
-          <w:bCs/>
-        </w:rPr>
-        <w:t>7 hari kerja</w:t>
-      </w:r>
-      <w:r>
-        <w:rPr/>
-        <w:t xml:space="preserve"> bila produk tidak sesuai dengan yang diperjanjikan, dan menerima pengembalian dana penuh.</w:t>
-      </w:r>
-    </w:p>
-    <w:p>
-      <w:pPr>
-        <w:pStyle w:val="Heading2"/>
-        <w:rPr/>
-      </w:pPr>
-      <w:r>
-        <w:rPr/>
-        <w:t>Pasal 15. Jaminan pembelian kembali</w:t>
+        <w:t>Gangguan layanan lebih dari 24 jam berturut-turut yang disebabkan Perusahaan diberi kompensasi berupa perpanjangan masa akses yang sama dengan lamanya gangguan.</w:t>
       </w:r>
     </w:p>
     <w:p>
@@ -1946,18 +1936,28 @@
       </w:pPr>
       <w:r>
         <w:rPr/>
-        <w:t xml:space="preserve">Bila Mitra PLS mengundurkan diri atau diberhentikan, Perusahaan membeli kembali Lisensi milik Mitra PLS yang </w:t>
+        <w:t xml:space="preserve">Pelanggan dapat mengembalikan produk dalam </w:t>
       </w:r>
       <w:r>
         <w:rPr>
           <w:b/>
           <w:bCs/>
         </w:rPr>
-        <w:t>belum diaktifkan dan masih dapat dialihkan</w:t>
-      </w:r>
-      <w:r>
-        <w:rPr/>
-        <w:t>.</w:t>
+        <w:t>7 hari kerja</w:t>
+      </w:r>
+      <w:r>
+        <w:rPr/>
+        <w:t xml:space="preserve"> bila produk tidak sesuai dengan yang diperjanjikan, dan menerima pengembalian dana penuh.</w:t>
+      </w:r>
+    </w:p>
+    <w:p>
+      <w:pPr>
+        <w:pStyle w:val="Heading2"/>
+        <w:rPr/>
+      </w:pPr>
+      <w:r>
+        <w:rPr/>
+        <w:t>Pasal 15. Jaminan pembelian kembali</w:t>
       </w:r>
     </w:p>
     <w:p>
@@ -1972,14 +1972,25 @@
       </w:pPr>
       <w:r>
         <w:rPr/>
-        <w:t>Harga pembelian kembali adalah harga pembelian dikurangi:</w:t>
+        <w:t xml:space="preserve">Bila Mitra PLS mengundurkan diri atau diberhentikan, Perusahaan membeli kembali Lisensi milik Mitra PLS yang </w:t>
+      </w:r>
+      <w:r>
+        <w:rPr>
+          <w:b/>
+          <w:bCs/>
+        </w:rPr>
+        <w:t>belum diaktifkan dan masih dapat dialihkan</w:t>
+      </w:r>
+      <w:r>
+        <w:rPr/>
+        <w:t>.</w:t>
       </w:r>
     </w:p>
     <w:p>
       <w:pPr>
         <w:pStyle w:val="ListParagraph"/>
         <w:numPr>
-          <w:ilvl w:val="1"/>
+          <w:ilvl w:val="0"/>
           <w:numId w:val="212"/>
         </w:numPr>
         <w:spacing w:before="0" w:after="60"/>
@@ -1987,7 +1998,7 @@
       </w:pPr>
       <w:r>
         <w:rPr/>
-        <w:t>biaya administrasi paling banyak 10%;</w:t>
+        <w:t>Harga pembelian kembali adalah harga pembelian dikurangi:</w:t>
       </w:r>
     </w:p>
     <w:p>
@@ -2002,14 +2013,14 @@
       </w:pPr>
       <w:r>
         <w:rPr/>
-        <w:t>komisi dan bonus yang telah diterima Mitra PLS atas pembelian itu.</w:t>
+        <w:t>biaya administrasi paling banyak 10%;</w:t>
       </w:r>
     </w:p>
     <w:p>
       <w:pPr>
         <w:pStyle w:val="ListParagraph"/>
         <w:numPr>
-          <w:ilvl w:val="0"/>
+          <w:ilvl w:val="1"/>
           <w:numId w:val="214"/>
         </w:numPr>
         <w:spacing w:before="0" w:after="60"/>
@@ -2017,17 +2028,7 @@
       </w:pPr>
       <w:r>
         <w:rPr/>
-        <w:t>Permohonan diajukan melalui Kantor Maya. Dana dibayarkan paling lambat 14 hari kerja setelah permohonan lengkap.</w:t>
-      </w:r>
-    </w:p>
-    <w:p>
-      <w:pPr>
-        <w:pStyle w:val="Heading2"/>
-        <w:rPr/>
-      </w:pPr>
-      <w:r>
-        <w:rPr/>
-        <w:t>Pasal 16. Ganti rugi</w:t>
+        <w:t>komisi dan bonus yang telah diterima Mitra PLS atas pembelian itu.</w:t>
       </w:r>
     </w:p>
     <w:p>
@@ -2042,7 +2043,17 @@
       </w:pPr>
       <w:r>
         <w:rPr/>
-        <w:t>Perusahaan memberikan kompensasi, ganti rugi, atau penggantian atas kerugian Mitra PLS atau Pelanggan yang timbul karena produk atau layanan tidak sesuai dengan yang diperjanjikan, atau karena kesalahan Perusahaan.</w:t>
+        <w:t>Permohonan diajukan melalui Kantor Maya atau akun di atlastrade.io. Dana dibayarkan paling lambat 14 hari kerja setelah permohonan lengkap.</w:t>
+      </w:r>
+    </w:p>
+    <w:p>
+      <w:pPr>
+        <w:pStyle w:val="Heading2"/>
+        <w:rPr/>
+      </w:pPr>
+      <w:r>
+        <w:rPr/>
+        <w:t>Pasal 16. Ganti rugi</w:t>
       </w:r>
     </w:p>
     <w:p>
@@ -2057,7 +2068,7 @@
       </w:pPr>
       <w:r>
         <w:rPr/>
-        <w:t>Mitra PLS bertanggung jawab atas kerugian Pelanggan yang timbul karena keterangan tidak benar atau pelanggaran Kode Etik oleh Mitra PLS itu.</w:t>
+        <w:t>Perusahaan memberikan kompensasi, ganti rugi, atau penggantian atas kerugian Mitra PLS atau Pelanggan yang timbul karena produk atau layanan tidak sesuai dengan yang diperjanjikan, atau karena kesalahan Perusahaan.</w:t>
       </w:r>
     </w:p>
     <w:p>
@@ -2072,42 +2083,7 @@
       </w:pPr>
       <w:r>
         <w:rPr/>
-        <w:t>Permohonan ganti rugi diajukan melalui layanan pengaduan disertai bukti. Perusahaan memberi keputusan paling lambat 14 hari kerja.</w:t>
-      </w:r>
-      <w:r>
-        <w:br w:type="page"/>
-      </w:r>
-    </w:p>
-    <w:p>
-      <w:pPr>
-        <w:pStyle w:val="Heading1"/>
-        <w:spacing w:before="0" w:after="200"/>
-        <w:rPr/>
-      </w:pPr>
-      <w:r>
-        <w:rPr/>
-        <w:t>Bab V. Etika Pemasaran dan Larangan</w:t>
-      </w:r>
-    </w:p>
-    <w:p>
-      <w:pPr>
-        <w:pStyle w:val="Heading2"/>
-        <w:rPr/>
-      </w:pPr>
-      <w:r>
-        <w:rPr/>
-        <w:t>Pasal 17. Etika pemasaran</w:t>
-      </w:r>
-    </w:p>
-    <w:p>
-      <w:pPr>
-        <w:pStyle w:val="Normal"/>
-        <w:spacing w:before="0" w:after="120"/>
-        <w:rPr/>
-      </w:pPr>
-      <w:r>
-        <w:rPr/>
-        <w:t>Dalam memasarkan Mitrans-Astra, Mitra PLS:</w:t>
+        <w:t>Mitra PLS bertanggung jawab atas kerugian Pelanggan yang timbul karena keterangan tidak benar atau pelanggaran Kode Etik oleh Mitra PLS itu.</w:t>
       </w:r>
     </w:p>
     <w:p>
@@ -2122,7 +2098,42 @@
       </w:pPr>
       <w:r>
         <w:rPr/>
-        <w:t>memperkenalkan diri sebagai Mitra PLS Mitrans-Astra, bukan karyawan Perusahaan;</w:t>
+        <w:t>Permohonan ganti rugi diajukan melalui layanan pengaduan disertai bukti. Perusahaan memberi keputusan paling lambat 14 hari kerja.</w:t>
+      </w:r>
+      <w:r>
+        <w:br w:type="page"/>
+      </w:r>
+    </w:p>
+    <w:p>
+      <w:pPr>
+        <w:pStyle w:val="Heading1"/>
+        <w:spacing w:before="0" w:after="200"/>
+        <w:rPr/>
+      </w:pPr>
+      <w:r>
+        <w:rPr/>
+        <w:t>Bab V. Etika Pemasaran dan Larangan</w:t>
+      </w:r>
+    </w:p>
+    <w:p>
+      <w:pPr>
+        <w:pStyle w:val="Heading2"/>
+        <w:rPr/>
+      </w:pPr>
+      <w:r>
+        <w:rPr/>
+        <w:t>Pasal 17. Etika pemasaran</w:t>
+      </w:r>
+    </w:p>
+    <w:p>
+      <w:pPr>
+        <w:pStyle w:val="Normal"/>
+        <w:spacing w:before="0" w:after="120"/>
+        <w:rPr/>
+      </w:pPr>
+      <w:r>
+        <w:rPr/>
+        <w:t>Dalam memasarkan Mitrans-Astra, Mitra PLS:</w:t>
       </w:r>
     </w:p>
     <w:p>
@@ -2137,7 +2148,7 @@
       </w:pPr>
       <w:r>
         <w:rPr/>
-        <w:t>menghormati keputusan calon Pelanggan, termasuk keputusan untuk menolak;</w:t>
+        <w:t>memperkenalkan diri sebagai Mitra PLS Mitrans-Astra, bukan karyawan Perusahaan;</w:t>
       </w:r>
     </w:p>
     <w:p>
@@ -2152,7 +2163,7 @@
       </w:pPr>
       <w:r>
         <w:rPr/>
-        <w:t>menghubungi orang hanya dengan persetujuannya, dan berhenti bila diminta;</w:t>
+        <w:t>menghormati keputusan calon Pelanggan, termasuk keputusan untuk menolak;</w:t>
       </w:r>
     </w:p>
     <w:p>
@@ -2167,7 +2178,7 @@
       </w:pPr>
       <w:r>
         <w:rPr/>
-        <w:t>tidak memanfaatkan kedekatan keluarga, pertemanan, jabatan, atau hubungan keagamaan untuk menekan orang agar membeli;</w:t>
+        <w:t>menghubungi orang hanya dengan persetujuannya, dan berhenti bila diminta;</w:t>
       </w:r>
     </w:p>
     <w:p>
@@ -2182,42 +2193,7 @@
       </w:pPr>
       <w:r>
         <w:rPr/>
-        <w:t>memastikan calon Pelanggan memahami harga, arti Lisensi tanpa batas waktu (akses sesudah 30 hari pertama berlanjut hanya dengan Langganan), Langganan setiap 30 hari mulai 30 hari setelah aktivasi, dan hak pembatalan sebelum membeli. Mitra PLS dilarang menyebut Lisensi sebagai akses gratis seumur hidup.</w:t>
-      </w:r>
-    </w:p>
-    <w:p>
-      <w:pPr>
-        <w:pStyle w:val="Heading2"/>
-        <w:rPr/>
-      </w:pPr>
-      <w:r>
-        <w:rPr/>
-        <w:t>Pasal 18. Larangan bagi Mitra PLS</w:t>
-      </w:r>
-    </w:p>
-    <w:p>
-      <w:pPr>
-        <w:pStyle w:val="Normal"/>
-        <w:spacing w:before="0" w:after="120"/>
-        <w:rPr/>
-      </w:pPr>
-      <w:r>
-        <w:rPr/>
-        <w:t>Mitra PLS dilarang:</w:t>
-      </w:r>
-    </w:p>
-    <w:p>
-      <w:pPr>
-        <w:pStyle w:val="Normal"/>
-        <w:spacing w:before="0" w:after="120"/>
-        <w:rPr/>
-      </w:pPr>
-      <w:r>
-        <w:rPr>
-          <w:b/>
-          <w:bCs/>
-        </w:rPr>
-        <w:t>Tentang penghasilan dan produk</w:t>
+        <w:t>tidak memanfaatkan kedekatan keluarga, pertemanan, jabatan, atau hubungan keagamaan untuk menekan orang agar membeli;</w:t>
       </w:r>
     </w:p>
     <w:p>
@@ -2232,7 +2208,42 @@
       </w:pPr>
       <w:r>
         <w:rPr/>
-        <w:t>Menjanjikan, menjamin, atau memberi kesan pasti tentang penghasilan, termasuk menampilkan bukti transfer, gaya hidup, atau angka penghasilan untuk menarik orang bergabung.</w:t>
+        <w:t>memastikan calon Pelanggan memahami harga, arti Lisensi tanpa batas waktu (akses sesudah 30 hari pertama berlanjut hanya dengan Langganan), Langganan setiap 30 hari mulai 30 hari setelah aktivasi, dan hak pembatalan sebelum membeli. Mitra PLS dilarang menyebut Lisensi sebagai akses gratis seumur hidup.</w:t>
+      </w:r>
+    </w:p>
+    <w:p>
+      <w:pPr>
+        <w:pStyle w:val="Heading2"/>
+        <w:rPr/>
+      </w:pPr>
+      <w:r>
+        <w:rPr/>
+        <w:t>Pasal 18. Larangan bagi Mitra PLS</w:t>
+      </w:r>
+    </w:p>
+    <w:p>
+      <w:pPr>
+        <w:pStyle w:val="Normal"/>
+        <w:spacing w:before="0" w:after="120"/>
+        <w:rPr/>
+      </w:pPr>
+      <w:r>
+        <w:rPr/>
+        <w:t>Mitra PLS dilarang:</w:t>
+      </w:r>
+    </w:p>
+    <w:p>
+      <w:pPr>
+        <w:pStyle w:val="Normal"/>
+        <w:spacing w:before="0" w:after="120"/>
+        <w:rPr/>
+      </w:pPr>
+      <w:r>
+        <w:rPr>
+          <w:b/>
+          <w:bCs/>
+        </w:rPr>
+        <w:t>Tentang penghasilan dan produk</w:t>
       </w:r>
     </w:p>
     <w:p>
@@ -2247,7 +2258,7 @@
       </w:pPr>
       <w:r>
         <w:rPr/>
-        <w:t>Menyatakan atau mengesankan bahwa Mitrans-Astra memberikan keuntungan investasi, sinyal beli/jual, atau "pasti untung".</w:t>
+        <w:t>Menjanjikan, menjamin, atau memberi kesan pasti tentang penghasilan, termasuk menampilkan bukti transfer, gaya hidup, atau angka penghasilan untuk menarik orang bergabung.</w:t>
       </w:r>
     </w:p>
     <w:p>
@@ -2262,7 +2273,7 @@
       </w:pPr>
       <w:r>
         <w:rPr/>
-        <w:t>Memberikan rekomendasi beli/jual efek tertentu atas nama Mitrans-Astra.</w:t>
+        <w:t>Menyatakan atau mengesankan bahwa Mitrans-Astra memberikan keuntungan investasi, sinyal beli/jual, atau "pasti untung".</w:t>
       </w:r>
     </w:p>
     <w:p>
@@ -2277,7 +2288,7 @@
       </w:pPr>
       <w:r>
         <w:rPr/>
-        <w:t>Mengaku memiliki izin, sertifikasi, atau dukungan dari OJK, MUI, Kementerian, atau lembaga lain yang tidak dimiliki Perusahaan.</w:t>
+        <w:t>Memberikan rekomendasi beli/jual efek tertentu atas nama Mitrans-Astra.</w:t>
       </w:r>
     </w:p>
     <w:p>
@@ -2292,21 +2303,7 @@
       </w:pPr>
       <w:r>
         <w:rPr/>
-        <w:t>Memberi keterangan yang tidak sesuai dengan Rencana Pemasaran, Kode Etik, atau halaman produk.</w:t>
-      </w:r>
-    </w:p>
-    <w:p>
-      <w:pPr>
-        <w:pStyle w:val="Normal"/>
-        <w:spacing w:before="0" w:after="120"/>
-        <w:rPr/>
-      </w:pPr>
-      <w:r>
-        <w:rPr>
-          <w:b/>
-          <w:bCs/>
-        </w:rPr>
-        <w:t>Tentang perekrutan</w:t>
+        <w:t>Mengaku memiliki izin, sertifikasi, atau dukungan dari OJK, MUI, Kementerian, atau lembaga lain yang tidak dimiliki Perusahaan.</w:t>
       </w:r>
     </w:p>
     <w:p>
@@ -2321,7 +2318,21 @@
       </w:pPr>
       <w:r>
         <w:rPr/>
-        <w:t>Mewajibkan calon Mitra PLS membeli produk untuk mendaftar.</w:t>
+        <w:t>Memberi keterangan yang tidak sesuai dengan Rencana Pemasaran, Kode Etik, atau halaman produk.</w:t>
+      </w:r>
+    </w:p>
+    <w:p>
+      <w:pPr>
+        <w:pStyle w:val="Normal"/>
+        <w:spacing w:before="0" w:after="120"/>
+        <w:rPr/>
+      </w:pPr>
+      <w:r>
+        <w:rPr>
+          <w:b/>
+          <w:bCs/>
+        </w:rPr>
+        <w:t>Tentang perekrutan</w:t>
       </w:r>
     </w:p>
     <w:p>
@@ -2336,7 +2347,7 @@
       </w:pPr>
       <w:r>
         <w:rPr/>
-        <w:t>Menarik biaya apa pun dari calon Mitra PLS atau Pelanggan, termasuk biaya pelatihan atau pendaftaran.</w:t>
+        <w:t>Mewajibkan calon Mitra PLS membeli produk untuk mendaftar.</w:t>
       </w:r>
     </w:p>
     <w:p>
@@ -2351,7 +2362,7 @@
       </w:pPr>
       <w:r>
         <w:rPr/>
-        <w:t>Merekrut orang yang berusia di bawah 18 tahun atau belum cakap hukum, atau membantu mereka melewati syarat usia.</w:t>
+        <w:t>Menarik biaya apa pun dari calon Mitra PLS atau Pelanggan, termasuk biaya pelatihan atau pendaftaran.</w:t>
       </w:r>
     </w:p>
     <w:p>
@@ -2366,7 +2377,7 @@
       </w:pPr>
       <w:r>
         <w:rPr/>
-        <w:t>Mendaftarkan orang lain tanpa sepengetahuannya, memakai identitas orang lain, atau membuat akun fiktif.</w:t>
+        <w:t>Merekrut orang yang berusia di bawah 18 tahun atau belum cakap hukum, atau membantu mereka melewati syarat usia.</w:t>
       </w:r>
     </w:p>
     <w:p>
@@ -2381,7 +2392,7 @@
       </w:pPr>
       <w:r>
         <w:rPr/>
-        <w:t>Membujuk Mitra PLS dari jaringan Sponsor lain untuk pindah jaringan.</w:t>
+        <w:t>Mendaftarkan orang lain tanpa sepengetahuannya, memakai identitas orang lain, atau membuat akun fiktif.</w:t>
       </w:r>
     </w:p>
     <w:p>
@@ -2396,21 +2407,7 @@
       </w:pPr>
       <w:r>
         <w:rPr/>
-        <w:t>Merekrut Mitra PLS perusahaan penjualan langsung lain dengan menjelekkan perusahaan tersebut.</w:t>
-      </w:r>
-    </w:p>
-    <w:p>
-      <w:pPr>
-        <w:pStyle w:val="Normal"/>
-        <w:spacing w:before="0" w:after="120"/>
-        <w:rPr/>
-      </w:pPr>
-      <w:r>
-        <w:rPr>
-          <w:b/>
-          <w:bCs/>
-        </w:rPr>
-        <w:t>Tentang penjualan dan bonus</w:t>
+        <w:t>Membujuk Mitra PLS dari jaringan Sponsor lain untuk pindah jaringan.</w:t>
       </w:r>
     </w:p>
     <w:p>
@@ -2425,7 +2422,21 @@
       </w:pPr>
       <w:r>
         <w:rPr/>
-        <w:t>Membeli Lisensi atau Langganan atas nama orang lain, atau dengan dana dari Mitra PLS lain, untuk memenuhi status aktif, peringkat, atau pasangan.</w:t>
+        <w:t>Merekrut Mitra PLS perusahaan penjualan langsung lain dengan menjelekkan perusahaan tersebut.</w:t>
+      </w:r>
+    </w:p>
+    <w:p>
+      <w:pPr>
+        <w:pStyle w:val="Normal"/>
+        <w:spacing w:before="0" w:after="120"/>
+        <w:rPr/>
+      </w:pPr>
+      <w:r>
+        <w:rPr>
+          <w:b/>
+          <w:bCs/>
+        </w:rPr>
+        <w:t>Tentang penjualan dan bonus</w:t>
       </w:r>
     </w:p>
     <w:p>
@@ -2440,7 +2451,7 @@
       </w:pPr>
       <w:r>
         <w:rPr/>
-        <w:t>Menjual produk melalui lokapasar (online marketplace) atau saluran distribusi tidak langsung.</w:t>
+        <w:t>Membeli Lisensi atau Langganan atas nama orang lain, atau dengan dana dari Mitra PLS lain, untuk memenuhi status aktif, peringkat, atau pasangan.</w:t>
       </w:r>
     </w:p>
     <w:p>
@@ -2455,7 +2466,7 @@
       </w:pPr>
       <w:r>
         <w:rPr/>
-        <w:t>Menjual dengan harga berbeda dari harga resmi, atau memberikan potongan harga dari komisinya sendiri.</w:t>
+        <w:t>Menjual produk melalui lokapasar (online marketplace) atau saluran distribusi tidak langsung.</w:t>
       </w:r>
     </w:p>
     <w:p>
@@ -2470,7 +2481,7 @@
       </w:pPr>
       <w:r>
         <w:rPr/>
-        <w:t>Menerima pembayaran ke rekening pribadi.</w:t>
+        <w:t>Menjual dengan harga berbeda dari harga resmi, atau memberikan potongan harga dari komisinya sendiri.</w:t>
       </w:r>
     </w:p>
     <w:p>
@@ -2485,7 +2496,7 @@
       </w:pPr>
       <w:r>
         <w:rPr/>
-        <w:t>Menghimpun dana dari siapa pun, termasuk dengan janji bagi hasil, arisan, atau "titip beli".</w:t>
+        <w:t>Menerima pembayaran ke rekening pribadi, mengarahkan pembeli ke halaman pembayaran selain atlastrade.io, atau membuat halaman pembayaran, formulir, atau tautan yang meniru halaman resmi Perusahaan.</w:t>
       </w:r>
     </w:p>
     <w:p>
@@ -2500,21 +2511,7 @@
       </w:pPr>
       <w:r>
         <w:rPr/>
-        <w:t>Memanipulasi penempatan jaringan, data penjualan, atau konfirmasi kegiatan pembinaan.</w:t>
-      </w:r>
-    </w:p>
-    <w:p>
-      <w:pPr>
-        <w:pStyle w:val="Normal"/>
-        <w:spacing w:before="0" w:after="120"/>
-        <w:rPr/>
-      </w:pPr>
-      <w:r>
-        <w:rPr>
-          <w:b/>
-          <w:bCs/>
-        </w:rPr>
-        <w:t>Tentang data dan merek</w:t>
+        <w:t>Menghimpun dana dari siapa pun, termasuk dengan janji bagi hasil, arisan, atau "titip beli".</w:t>
       </w:r>
     </w:p>
     <w:p>
@@ -2529,7 +2526,21 @@
       </w:pPr>
       <w:r>
         <w:rPr/>
-        <w:t>Menggunakan atau menyebarkan data pribadi orang lain tanpa izin.</w:t>
+        <w:t>Memanipulasi penempatan jaringan, data penjualan, atau konfirmasi kegiatan pembinaan.</w:t>
+      </w:r>
+    </w:p>
+    <w:p>
+      <w:pPr>
+        <w:pStyle w:val="Normal"/>
+        <w:spacing w:before="0" w:after="120"/>
+        <w:rPr/>
+      </w:pPr>
+      <w:r>
+        <w:rPr>
+          <w:b/>
+          <w:bCs/>
+        </w:rPr>
+        <w:t>Tentang data dan merek</w:t>
       </w:r>
     </w:p>
     <w:p>
@@ -2544,7 +2555,7 @@
       </w:pPr>
       <w:r>
         <w:rPr/>
-        <w:t>Mengirim pesan massal tanpa persetujuan penerima.</w:t>
+        <w:t>Menggunakan atau menyebarkan data pribadi orang lain tanpa izin.</w:t>
       </w:r>
     </w:p>
     <w:p>
@@ -2559,28 +2570,7 @@
       </w:pPr>
       <w:r>
         <w:rPr/>
-        <w:t>Memakai merek, logo, dan nama Mitrans-Astra di luar pedoman Perusahaan, termasuk membuat situs, akun media sosial, atau iklan berbayar yang mengesankan sebagai akun resmi Perusahaan.</w:t>
-      </w:r>
-    </w:p>
-    <w:p>
-      <w:pPr>
-        <w:pStyle w:val="Heading2"/>
-        <w:rPr/>
-      </w:pPr>
-      <w:r>
-        <w:rPr/>
-        <w:t>Pasal 19. Larangan bagi Perusahaan</w:t>
-      </w:r>
-    </w:p>
-    <w:p>
-      <w:pPr>
-        <w:pStyle w:val="Normal"/>
-        <w:spacing w:before="0" w:after="120"/>
-        <w:rPr/>
-      </w:pPr>
-      <w:r>
-        <w:rPr/>
-        <w:t>Perusahaan dilarang:</w:t>
+        <w:t>Mengirim pesan massal tanpa persetujuan penerima.</w:t>
       </w:r>
     </w:p>
     <w:p>
@@ -2595,7 +2585,28 @@
       </w:pPr>
       <w:r>
         <w:rPr/>
-        <w:t>memberikan keterangan yang tidak benar tentang produk atau Rencana Pemasaran;</w:t>
+        <w:t>Memakai merek, logo, dan nama Mitrans-Astra di luar pedoman Perusahaan, termasuk membuat situs, akun media sosial, atau iklan berbayar yang mengesankan sebagai akun resmi Perusahaan.</w:t>
+      </w:r>
+    </w:p>
+    <w:p>
+      <w:pPr>
+        <w:pStyle w:val="Heading2"/>
+        <w:rPr/>
+      </w:pPr>
+      <w:r>
+        <w:rPr/>
+        <w:t>Pasal 19. Larangan bagi Perusahaan</w:t>
+      </w:r>
+    </w:p>
+    <w:p>
+      <w:pPr>
+        <w:pStyle w:val="Normal"/>
+        <w:spacing w:before="0" w:after="120"/>
+        <w:rPr/>
+      </w:pPr>
+      <w:r>
+        <w:rPr/>
+        <w:t>Perusahaan dilarang:</w:t>
       </w:r>
     </w:p>
     <w:p>
@@ -2610,7 +2621,7 @@
       </w:pPr>
       <w:r>
         <w:rPr/>
-        <w:t>memaksa atau menekan Mitra PLS dan Pelanggan;</w:t>
+        <w:t>memberikan keterangan yang tidak benar tentang produk atau Rencana Pemasaran;</w:t>
       </w:r>
     </w:p>
     <w:p>
@@ -2625,7 +2636,7 @@
       </w:pPr>
       <w:r>
         <w:rPr/>
-        <w:t>mewajibkan pembelian barang saat pendaftaran atau untuk mencapai peringkat;</w:t>
+        <w:t>memaksa atau menekan Mitra PLS dan Pelanggan;</w:t>
       </w:r>
     </w:p>
     <w:p>
@@ -2640,7 +2651,7 @@
       </w:pPr>
       <w:r>
         <w:rPr/>
-        <w:t>memberikan komisi atau bonus dari pendaftaran atau perekrutan;</w:t>
+        <w:t>mewajibkan pembelian barang saat pendaftaran atau untuk mencapai peringkat;</w:t>
       </w:r>
     </w:p>
     <w:p>
@@ -2655,7 +2666,7 @@
       </w:pPr>
       <w:r>
         <w:rPr/>
-        <w:t>menjual langsung kepada konsumen tanpa melalui Mitra PLS;</w:t>
+        <w:t>memberikan komisi atau bonus dari pendaftaran atau perekrutan;</w:t>
       </w:r>
     </w:p>
     <w:p>
@@ -2670,7 +2681,7 @@
       </w:pPr>
       <w:r>
         <w:rPr/>
-        <w:t>menghimpun dana masyarakat;</w:t>
+        <w:t>menjual langsung kepada konsumen tanpa melalui Mitra PLS;</w:t>
       </w:r>
     </w:p>
     <w:p>
@@ -2685,7 +2696,7 @@
       </w:pPr>
       <w:r>
         <w:rPr/>
-        <w:t>memasarkan produk yang tidak tercantum dalam Rencana Pemasaran;</w:t>
+        <w:t>menghimpun dana masyarakat;</w:t>
       </w:r>
     </w:p>
     <w:p>
@@ -2700,42 +2711,7 @@
       </w:pPr>
       <w:r>
         <w:rPr/>
-        <w:t>mencantumkan klausul baku yang bertentangan dengan peraturan perlindungan konsumen.</w:t>
-      </w:r>
-      <w:r>
-        <w:br w:type="page"/>
-      </w:r>
-    </w:p>
-    <w:p>
-      <w:pPr>
-        <w:pStyle w:val="Heading1"/>
-        <w:spacing w:before="0" w:after="200"/>
-        <w:rPr/>
-      </w:pPr>
-      <w:r>
-        <w:rPr/>
-        <w:t>Bab VI. Sanksi</w:t>
-      </w:r>
-    </w:p>
-    <w:p>
-      <w:pPr>
-        <w:pStyle w:val="Heading2"/>
-        <w:rPr/>
-      </w:pPr>
-      <w:r>
-        <w:rPr/>
-        <w:t>Pasal 20. Jenis sanksi</w:t>
-      </w:r>
-    </w:p>
-    <w:p>
-      <w:pPr>
-        <w:pStyle w:val="Normal"/>
-        <w:spacing w:before="0" w:after="120"/>
-        <w:rPr/>
-      </w:pPr>
-      <w:r>
-        <w:rPr/>
-        <w:t>Sesuai berat ringannya pelanggaran, Perusahaan dapat menjatuhkan:</w:t>
+        <w:t>memasarkan produk yang tidak tercantum dalam Rencana Pemasaran;</w:t>
       </w:r>
     </w:p>
     <w:p>
@@ -2750,7 +2726,42 @@
       </w:pPr>
       <w:r>
         <w:rPr/>
-        <w:t>teguran tertulis;</w:t>
+        <w:t>mencantumkan klausul baku yang bertentangan dengan peraturan perlindungan konsumen.</w:t>
+      </w:r>
+      <w:r>
+        <w:br w:type="page"/>
+      </w:r>
+    </w:p>
+    <w:p>
+      <w:pPr>
+        <w:pStyle w:val="Heading1"/>
+        <w:spacing w:before="0" w:after="200"/>
+        <w:rPr/>
+      </w:pPr>
+      <w:r>
+        <w:rPr/>
+        <w:t>Bab VI. Sanksi</w:t>
+      </w:r>
+    </w:p>
+    <w:p>
+      <w:pPr>
+        <w:pStyle w:val="Heading2"/>
+        <w:rPr/>
+      </w:pPr>
+      <w:r>
+        <w:rPr/>
+        <w:t>Pasal 20. Jenis sanksi</w:t>
+      </w:r>
+    </w:p>
+    <w:p>
+      <w:pPr>
+        <w:pStyle w:val="Normal"/>
+        <w:spacing w:before="0" w:after="120"/>
+        <w:rPr/>
+      </w:pPr>
+      <w:r>
+        <w:rPr/>
+        <w:t>Sesuai berat ringannya pelanggaran, Perusahaan dapat menjatuhkan:</w:t>
       </w:r>
     </w:p>
     <w:p>
@@ -2765,7 +2776,7 @@
       </w:pPr>
       <w:r>
         <w:rPr/>
-        <w:t>penundaan pembayaran komisi dan bonus selama pemeriksaan;</w:t>
+        <w:t>teguran tertulis;</w:t>
       </w:r>
     </w:p>
     <w:p>
@@ -2780,7 +2791,7 @@
       </w:pPr>
       <w:r>
         <w:rPr/>
-        <w:t>penarikan komisi dan bonus yang diperoleh dari pelanggaran;</w:t>
+        <w:t>penundaan pembayaran komisi dan bonus selama pemeriksaan;</w:t>
       </w:r>
     </w:p>
     <w:p>
@@ -2795,7 +2806,7 @@
       </w:pPr>
       <w:r>
         <w:rPr/>
-        <w:t>pembekuan keanggotaan paling lama 3 bulan;</w:t>
+        <w:t>penarikan komisi dan bonus yang diperoleh dari pelanggaran;</w:t>
       </w:r>
     </w:p>
     <w:p>
@@ -2810,28 +2821,7 @@
       </w:pPr>
       <w:r>
         <w:rPr/>
-        <w:t>pemutusan keanggotaan.</w:t>
-      </w:r>
-    </w:p>
-    <w:p>
-      <w:pPr>
-        <w:pStyle w:val="Normal"/>
-        <w:spacing w:before="0" w:after="120"/>
-        <w:rPr/>
-      </w:pPr>
-      <w:r>
-        <w:rPr/>
-        <w:t>Pelanggaran Pasal 18 angka 1, 2, 4, 9, 12, 15, atau 16 dapat langsung dikenai pemutusan keanggotaan.</w:t>
-      </w:r>
-    </w:p>
-    <w:p>
-      <w:pPr>
-        <w:pStyle w:val="Heading2"/>
-        <w:rPr/>
-      </w:pPr>
-      <w:r>
-        <w:rPr/>
-        <w:t>Pasal 21. Tata cara</w:t>
+        <w:t>pembekuan keanggotaan paling lama 3 bulan;</w:t>
       </w:r>
     </w:p>
     <w:p>
@@ -2846,7 +2836,28 @@
       </w:pPr>
       <w:r>
         <w:rPr/>
-        <w:t>Perusahaan memberitahukan dugaan pelanggaran secara tertulis beserta buktinya.</w:t>
+        <w:t>pemutusan keanggotaan.</w:t>
+      </w:r>
+    </w:p>
+    <w:p>
+      <w:pPr>
+        <w:pStyle w:val="Normal"/>
+        <w:spacing w:before="0" w:after="120"/>
+        <w:rPr/>
+      </w:pPr>
+      <w:r>
+        <w:rPr/>
+        <w:t>Pelanggaran Pasal 18 angka 1, 2, 4, 9, 12, 15, atau 16 dapat langsung dikenai pemutusan keanggotaan.</w:t>
+      </w:r>
+    </w:p>
+    <w:p>
+      <w:pPr>
+        <w:pStyle w:val="Heading2"/>
+        <w:rPr/>
+      </w:pPr>
+      <w:r>
+        <w:rPr/>
+        <w:t>Pasal 21. Tata cara</w:t>
       </w:r>
     </w:p>
     <w:p>
@@ -2861,18 +2872,7 @@
       </w:pPr>
       <w:r>
         <w:rPr/>
-        <w:t xml:space="preserve">Mitra PLS berhak memberikan penjelasan dalam </w:t>
-      </w:r>
-      <w:r>
-        <w:rPr>
-          <w:b/>
-          <w:bCs/>
-        </w:rPr>
-        <w:t>14 hari</w:t>
-      </w:r>
-      <w:r>
-        <w:rPr/>
-        <w:t xml:space="preserve"> sejak pemberitahuan.</w:t>
+        <w:t>Perusahaan memberitahukan dugaan pelanggaran secara tertulis beserta buktinya.</w:t>
       </w:r>
     </w:p>
     <w:p>
@@ -2887,7 +2887,18 @@
       </w:pPr>
       <w:r>
         <w:rPr/>
-        <w:t>Perusahaan memutuskan paling lambat 14 hari setelah penjelasan diterima, dengan alasan tertulis.</w:t>
+        <w:t xml:space="preserve">Mitra PLS berhak memberikan penjelasan dalam </w:t>
+      </w:r>
+      <w:r>
+        <w:rPr>
+          <w:b/>
+          <w:bCs/>
+        </w:rPr>
+        <w:t>14 hari</w:t>
+      </w:r>
+      <w:r>
+        <w:rPr/>
+        <w:t xml:space="preserve"> sejak pemberitahuan.</w:t>
       </w:r>
     </w:p>
     <w:p>
@@ -2902,31 +2913,7 @@
       </w:pPr>
       <w:r>
         <w:rPr/>
-        <w:t>Mitra PLS dapat mengajukan keberatan sekali dalam 14 hari setelah keputusan. Keberatan diperiksa oleh pejabat Perusahaan yang tidak terlibat dalam keputusan pertama.</w:t>
-      </w:r>
-      <w:r>
-        <w:br w:type="page"/>
-      </w:r>
-    </w:p>
-    <w:p>
-      <w:pPr>
-        <w:pStyle w:val="Heading1"/>
-        <w:spacing w:before="0" w:after="200"/>
-        <w:rPr/>
-      </w:pPr>
-      <w:r>
-        <w:rPr/>
-        <w:t>Bab VII. Penyelesaian Perselisihan</w:t>
-      </w:r>
-    </w:p>
-    <w:p>
-      <w:pPr>
-        <w:pStyle w:val="Heading2"/>
-        <w:rPr/>
-      </w:pPr>
-      <w:r>
-        <w:rPr/>
-        <w:t>Pasal 22. Musyawarah dan mediasi</w:t>
+        <w:t>Perusahaan memutuskan paling lambat 14 hari setelah penjelasan diterima, dengan alasan tertulis.</w:t>
       </w:r>
     </w:p>
     <w:p>
@@ -2941,7 +2928,31 @@
       </w:pPr>
       <w:r>
         <w:rPr/>
-        <w:t>Perselisihan antara Mitra PLS dan Perusahaan, atau antar-Mitra PLS, diselesaikan lebih dulu secara musyawarah dalam 30 hari.</w:t>
+        <w:t>Mitra PLS dapat mengajukan keberatan sekali dalam 14 hari setelah keputusan. Keberatan diperiksa oleh pejabat Perusahaan yang tidak terlibat dalam keputusan pertama.</w:t>
+      </w:r>
+      <w:r>
+        <w:br w:type="page"/>
+      </w:r>
+    </w:p>
+    <w:p>
+      <w:pPr>
+        <w:pStyle w:val="Heading1"/>
+        <w:spacing w:before="0" w:after="200"/>
+        <w:rPr/>
+      </w:pPr>
+      <w:r>
+        <w:rPr/>
+        <w:t>Bab VII. Penyelesaian Perselisihan</w:t>
+      </w:r>
+    </w:p>
+    <w:p>
+      <w:pPr>
+        <w:pStyle w:val="Heading2"/>
+        <w:rPr/>
+      </w:pPr>
+      <w:r>
+        <w:rPr/>
+        <w:t>Pasal 22. Musyawarah dan mediasi</w:t>
       </w:r>
     </w:p>
     <w:p>
@@ -2956,17 +2967,7 @@
       </w:pPr>
       <w:r>
         <w:rPr/>
-        <w:t>Bila musyawarah tidak berhasil, para pihak dapat meminta mediasi melalui asosiasi penjualan langsung tempat Perusahaan menjadi anggota.</w:t>
-      </w:r>
-    </w:p>
-    <w:p>
-      <w:pPr>
-        <w:pStyle w:val="Heading2"/>
-        <w:rPr/>
-      </w:pPr>
-      <w:r>
-        <w:rPr/>
-        <w:t>Pasal 23. Penyelesaian lanjutan</w:t>
+        <w:t>Perselisihan antara Mitra PLS dan Perusahaan, atau antar-Mitra PLS, diselesaikan lebih dulu secara musyawarah dalam 30 hari.</w:t>
       </w:r>
     </w:p>
     <w:p>
@@ -2981,7 +2982,17 @@
       </w:pPr>
       <w:r>
         <w:rPr/>
-        <w:t>Bila mediasi tidak berhasil, perselisihan diselesaikan melalui [pilih salah satu ●: Badan Arbitrase Syariah Nasional (BASYARNAS) / Pengadilan Negeri ●].</w:t>
+        <w:t>Bila musyawarah tidak berhasil, para pihak dapat meminta mediasi melalui asosiasi penjualan langsung tempat Perusahaan menjadi anggota.</w:t>
+      </w:r>
+    </w:p>
+    <w:p>
+      <w:pPr>
+        <w:pStyle w:val="Heading2"/>
+        <w:rPr/>
+      </w:pPr>
+      <w:r>
+        <w:rPr/>
+        <w:t>Pasal 23. Penyelesaian lanjutan</w:t>
       </w:r>
     </w:p>
     <w:p>
@@ -2996,7 +3007,7 @@
       </w:pPr>
       <w:r>
         <w:rPr/>
-        <w:t>Pelanggan tetap berhak menempuh penyelesaian sengketa konsumen melalui Badan Penyelesaian Sengketa Konsumen (BPSK) atau pengadilan, sesuai Undang-Undang Perlindungan Konsumen.</w:t>
+        <w:t>Bila mediasi tidak berhasil, perselisihan diselesaikan melalui [pilih salah satu ●: Badan Arbitrase Syariah Nasional (BASYARNAS) / Pengadilan Negeri ●].</w:t>
       </w:r>
     </w:p>
     <w:p>
@@ -3011,31 +3022,7 @@
       </w:pPr>
       <w:r>
         <w:rPr/>
-        <w:t>Kode Etik ini tunduk pada hukum Republik Indonesia.</w:t>
-      </w:r>
-      <w:r>
-        <w:br w:type="page"/>
-      </w:r>
-    </w:p>
-    <w:p>
-      <w:pPr>
-        <w:pStyle w:val="Heading1"/>
-        <w:spacing w:before="0" w:after="200"/>
-        <w:rPr/>
-      </w:pPr>
-      <w:r>
-        <w:rPr/>
-        <w:t>Bab VIII. Penutup</w:t>
-      </w:r>
-    </w:p>
-    <w:p>
-      <w:pPr>
-        <w:pStyle w:val="Heading2"/>
-        <w:rPr/>
-      </w:pPr>
-      <w:r>
-        <w:rPr/>
-        <w:t>Pasal 24. Perubahan Kode Etik</w:t>
+        <w:t>Pelanggan tetap berhak menempuh penyelesaian sengketa konsumen melalui Badan Penyelesaian Sengketa Konsumen (BPSK) atau pengadilan, sesuai Undang-Undang Perlindungan Konsumen.</w:t>
       </w:r>
     </w:p>
     <w:p>
@@ -3050,7 +3037,31 @@
       </w:pPr>
       <w:r>
         <w:rPr/>
-        <w:t>Perubahan Kode Etik diberitahukan kepada Mitra PLS melalui Kantor Maya dan surel paling lambat 30 hari sebelum berlaku.</w:t>
+        <w:t>Kode Etik ini tunduk pada hukum Republik Indonesia.</w:t>
+      </w:r>
+      <w:r>
+        <w:br w:type="page"/>
+      </w:r>
+    </w:p>
+    <w:p>
+      <w:pPr>
+        <w:pStyle w:val="Heading1"/>
+        <w:spacing w:before="0" w:after="200"/>
+        <w:rPr/>
+      </w:pPr>
+      <w:r>
+        <w:rPr/>
+        <w:t>Bab VIII. Penutup</w:t>
+      </w:r>
+    </w:p>
+    <w:p>
+      <w:pPr>
+        <w:pStyle w:val="Heading2"/>
+        <w:rPr/>
+      </w:pPr>
+      <w:r>
+        <w:rPr/>
+        <w:t>Pasal 24. Perubahan Kode Etik</w:t>
       </w:r>
     </w:p>
     <w:p>
@@ -3065,7 +3076,7 @@
       </w:pPr>
       <w:r>
         <w:rPr/>
-        <w:t>Perubahan diverifikasi asosiasi dan dilaporkan sesuai ketentuan perizinan.</w:t>
+        <w:t>Perubahan Kode Etik diberitahukan kepada Mitra PLS melalui Kantor Maya dan surel paling lambat 30 hari sebelum berlaku.</w:t>
       </w:r>
     </w:p>
     <w:p>
@@ -3080,7 +3091,7 @@
       </w:pPr>
       <w:r>
         <w:rPr/>
-        <w:t>Mitra PLS yang tidak menyetujui perubahan dapat mengundurkan diri dan meminta pembelian kembali sesuai Pasal 15.</w:t>
+        <w:t>Perubahan diverifikasi asosiasi dan dilaporkan sesuai ketentuan perizinan.</w:t>
       </w:r>
     </w:p>
     <w:p>
@@ -3089,6 +3100,21 @@
         <w:numPr>
           <w:ilvl w:val="0"/>
           <w:numId w:val="268"/>
+        </w:numPr>
+        <w:spacing w:before="0" w:after="60"/>
+        <w:rPr/>
+      </w:pPr>
+      <w:r>
+        <w:rPr/>
+        <w:t>Mitra PLS yang tidak menyetujui perubahan dapat mengundurkan diri dan meminta pembelian kembali sesuai Pasal 15.</w:t>
+      </w:r>
+    </w:p>
+    <w:p>
+      <w:pPr>
+        <w:pStyle w:val="ListParagraph"/>
+        <w:numPr>
+          <w:ilvl w:val="0"/>
+          <w:numId w:val="269"/>
         </w:numPr>
         <w:spacing w:before="0" w:after="60"/>
         <w:rPr/>
@@ -18782,443 +18808,446 @@
   </w:num>
   <w:num w:numId="144">
     <w:abstractNumId w:val="4"/>
-    <w:lvlOverride w:ilvl="0">
-      <w:startOverride w:val="1"/>
-    </w:lvlOverride>
   </w:num>
   <w:num w:numId="145">
-    <w:abstractNumId w:val="4"/>
-  </w:num>
-  <w:num w:numId="146">
-    <w:abstractNumId w:val="4"/>
-  </w:num>
-  <w:num w:numId="147">
-    <w:abstractNumId w:val="4"/>
-  </w:num>
-  <w:num w:numId="148">
-    <w:abstractNumId w:val="4"/>
-  </w:num>
-  <w:num w:numId="149">
-    <w:abstractNumId w:val="4"/>
-  </w:num>
-  <w:num w:numId="150">
     <w:abstractNumId w:val="4"/>
     <w:lvlOverride w:ilvl="0">
       <w:startOverride w:val="1"/>
     </w:lvlOverride>
   </w:num>
+  <w:num w:numId="146">
+    <w:abstractNumId w:val="4"/>
+  </w:num>
+  <w:num w:numId="147">
+    <w:abstractNumId w:val="4"/>
+  </w:num>
+  <w:num w:numId="148">
+    <w:abstractNumId w:val="4"/>
+  </w:num>
+  <w:num w:numId="149">
+    <w:abstractNumId w:val="4"/>
+  </w:num>
+  <w:num w:numId="150">
+    <w:abstractNumId w:val="4"/>
+  </w:num>
   <w:num w:numId="151">
-    <w:abstractNumId w:val="4"/>
-  </w:num>
-  <w:num w:numId="152">
-    <w:abstractNumId w:val="4"/>
-  </w:num>
-  <w:num w:numId="153">
-    <w:abstractNumId w:val="4"/>
-  </w:num>
-  <w:num w:numId="154">
-    <w:abstractNumId w:val="4"/>
-  </w:num>
-  <w:num w:numId="155">
-    <w:abstractNumId w:val="4"/>
-  </w:num>
-  <w:num w:numId="156">
     <w:abstractNumId w:val="4"/>
     <w:lvlOverride w:ilvl="0">
       <w:startOverride w:val="1"/>
     </w:lvlOverride>
   </w:num>
+  <w:num w:numId="152">
+    <w:abstractNumId w:val="4"/>
+  </w:num>
+  <w:num w:numId="153">
+    <w:abstractNumId w:val="4"/>
+  </w:num>
+  <w:num w:numId="154">
+    <w:abstractNumId w:val="4"/>
+  </w:num>
+  <w:num w:numId="155">
+    <w:abstractNumId w:val="4"/>
+  </w:num>
+  <w:num w:numId="156">
+    <w:abstractNumId w:val="4"/>
+  </w:num>
   <w:num w:numId="157">
-    <w:abstractNumId w:val="4"/>
-  </w:num>
-  <w:num w:numId="158">
-    <w:abstractNumId w:val="4"/>
-  </w:num>
-  <w:num w:numId="159">
-    <w:abstractNumId w:val="3"/>
-  </w:num>
-  <w:num w:numId="160">
-    <w:abstractNumId w:val="3"/>
-  </w:num>
-  <w:num w:numId="161">
-    <w:abstractNumId w:val="4"/>
-  </w:num>
-  <w:num w:numId="162">
     <w:abstractNumId w:val="4"/>
     <w:lvlOverride w:ilvl="0">
       <w:startOverride w:val="1"/>
     </w:lvlOverride>
   </w:num>
+  <w:num w:numId="158">
+    <w:abstractNumId w:val="4"/>
+  </w:num>
+  <w:num w:numId="159">
+    <w:abstractNumId w:val="4"/>
+  </w:num>
+  <w:num w:numId="160">
+    <w:abstractNumId w:val="3"/>
+  </w:num>
+  <w:num w:numId="161">
+    <w:abstractNumId w:val="3"/>
+  </w:num>
+  <w:num w:numId="162">
+    <w:abstractNumId w:val="4"/>
+  </w:num>
   <w:num w:numId="163">
-    <w:abstractNumId w:val="4"/>
-  </w:num>
-  <w:num w:numId="164">
-    <w:abstractNumId w:val="4"/>
-  </w:num>
-  <w:num w:numId="165">
     <w:abstractNumId w:val="4"/>
     <w:lvlOverride w:ilvl="0">
       <w:startOverride w:val="1"/>
     </w:lvlOverride>
   </w:num>
+  <w:num w:numId="164">
+    <w:abstractNumId w:val="4"/>
+  </w:num>
+  <w:num w:numId="165">
+    <w:abstractNumId w:val="4"/>
+  </w:num>
   <w:num w:numId="166">
-    <w:abstractNumId w:val="4"/>
-  </w:num>
-  <w:num w:numId="167">
-    <w:abstractNumId w:val="4"/>
-  </w:num>
-  <w:num w:numId="168">
     <w:abstractNumId w:val="4"/>
     <w:lvlOverride w:ilvl="0">
       <w:startOverride w:val="1"/>
     </w:lvlOverride>
   </w:num>
+  <w:num w:numId="167">
+    <w:abstractNumId w:val="4"/>
+  </w:num>
+  <w:num w:numId="168">
+    <w:abstractNumId w:val="4"/>
+  </w:num>
   <w:num w:numId="169">
-    <w:abstractNumId w:val="4"/>
-  </w:num>
-  <w:num w:numId="170">
-    <w:abstractNumId w:val="4"/>
-  </w:num>
-  <w:num w:numId="171">
-    <w:abstractNumId w:val="4"/>
-  </w:num>
-  <w:num w:numId="172">
     <w:abstractNumId w:val="4"/>
     <w:lvlOverride w:ilvl="0">
       <w:startOverride w:val="1"/>
     </w:lvlOverride>
   </w:num>
+  <w:num w:numId="170">
+    <w:abstractNumId w:val="4"/>
+  </w:num>
+  <w:num w:numId="171">
+    <w:abstractNumId w:val="4"/>
+  </w:num>
+  <w:num w:numId="172">
+    <w:abstractNumId w:val="4"/>
+  </w:num>
   <w:num w:numId="173">
-    <w:abstractNumId w:val="4"/>
-  </w:num>
-  <w:num w:numId="174">
-    <w:abstractNumId w:val="4"/>
-  </w:num>
-  <w:num w:numId="175">
-    <w:abstractNumId w:val="4"/>
-  </w:num>
-  <w:num w:numId="176">
     <w:abstractNumId w:val="4"/>
     <w:lvlOverride w:ilvl="0">
       <w:startOverride w:val="1"/>
     </w:lvlOverride>
   </w:num>
+  <w:num w:numId="174">
+    <w:abstractNumId w:val="4"/>
+  </w:num>
+  <w:num w:numId="175">
+    <w:abstractNumId w:val="4"/>
+  </w:num>
+  <w:num w:numId="176">
+    <w:abstractNumId w:val="4"/>
+  </w:num>
   <w:num w:numId="177">
-    <w:abstractNumId w:val="4"/>
-  </w:num>
-  <w:num w:numId="178">
-    <w:abstractNumId w:val="4"/>
-  </w:num>
-  <w:num w:numId="179">
-    <w:abstractNumId w:val="4"/>
-  </w:num>
-  <w:num w:numId="180">
-    <w:abstractNumId w:val="4"/>
-  </w:num>
-  <w:num w:numId="181">
-    <w:abstractNumId w:val="4"/>
-  </w:num>
-  <w:num w:numId="182">
-    <w:abstractNumId w:val="4"/>
-  </w:num>
-  <w:num w:numId="183">
-    <w:abstractNumId w:val="4"/>
-  </w:num>
-  <w:num w:numId="184">
-    <w:abstractNumId w:val="4"/>
-  </w:num>
-  <w:num w:numId="185">
     <w:abstractNumId w:val="4"/>
     <w:lvlOverride w:ilvl="0">
       <w:startOverride w:val="1"/>
     </w:lvlOverride>
   </w:num>
+  <w:num w:numId="178">
+    <w:abstractNumId w:val="4"/>
+  </w:num>
+  <w:num w:numId="179">
+    <w:abstractNumId w:val="4"/>
+  </w:num>
+  <w:num w:numId="180">
+    <w:abstractNumId w:val="4"/>
+  </w:num>
+  <w:num w:numId="181">
+    <w:abstractNumId w:val="4"/>
+  </w:num>
+  <w:num w:numId="182">
+    <w:abstractNumId w:val="4"/>
+  </w:num>
+  <w:num w:numId="183">
+    <w:abstractNumId w:val="4"/>
+  </w:num>
+  <w:num w:numId="184">
+    <w:abstractNumId w:val="4"/>
+  </w:num>
+  <w:num w:numId="185">
+    <w:abstractNumId w:val="4"/>
+  </w:num>
   <w:num w:numId="186">
-    <w:abstractNumId w:val="4"/>
-  </w:num>
-  <w:num w:numId="187">
-    <w:abstractNumId w:val="4"/>
-  </w:num>
-  <w:num w:numId="188">
-    <w:abstractNumId w:val="4"/>
-  </w:num>
-  <w:num w:numId="189">
-    <w:abstractNumId w:val="4"/>
-  </w:num>
-  <w:num w:numId="190">
-    <w:abstractNumId w:val="4"/>
-  </w:num>
-  <w:num w:numId="191">
-    <w:abstractNumId w:val="4"/>
-  </w:num>
-  <w:num w:numId="192">
     <w:abstractNumId w:val="4"/>
     <w:lvlOverride w:ilvl="0">
       <w:startOverride w:val="1"/>
     </w:lvlOverride>
   </w:num>
+  <w:num w:numId="187">
+    <w:abstractNumId w:val="4"/>
+  </w:num>
+  <w:num w:numId="188">
+    <w:abstractNumId w:val="4"/>
+  </w:num>
+  <w:num w:numId="189">
+    <w:abstractNumId w:val="4"/>
+  </w:num>
+  <w:num w:numId="190">
+    <w:abstractNumId w:val="4"/>
+  </w:num>
+  <w:num w:numId="191">
+    <w:abstractNumId w:val="4"/>
+  </w:num>
+  <w:num w:numId="192">
+    <w:abstractNumId w:val="4"/>
+  </w:num>
   <w:num w:numId="193">
-    <w:abstractNumId w:val="4"/>
-  </w:num>
-  <w:num w:numId="194">
-    <w:abstractNumId w:val="4"/>
-  </w:num>
-  <w:num w:numId="195">
-    <w:abstractNumId w:val="4"/>
-  </w:num>
-  <w:num w:numId="196">
-    <w:abstractNumId w:val="4"/>
-  </w:num>
-  <w:num w:numId="197">
-    <w:abstractNumId w:val="4"/>
-  </w:num>
-  <w:num w:numId="198">
-    <w:abstractNumId w:val="4"/>
-  </w:num>
-  <w:num w:numId="199">
-    <w:abstractNumId w:val="4"/>
-  </w:num>
-  <w:num w:numId="200">
-    <w:abstractNumId w:val="4"/>
-  </w:num>
-  <w:num w:numId="201">
     <w:abstractNumId w:val="4"/>
     <w:lvlOverride w:ilvl="0">
       <w:startOverride w:val="1"/>
     </w:lvlOverride>
   </w:num>
+  <w:num w:numId="194">
+    <w:abstractNumId w:val="4"/>
+  </w:num>
+  <w:num w:numId="195">
+    <w:abstractNumId w:val="4"/>
+  </w:num>
+  <w:num w:numId="196">
+    <w:abstractNumId w:val="4"/>
+  </w:num>
+  <w:num w:numId="197">
+    <w:abstractNumId w:val="4"/>
+  </w:num>
+  <w:num w:numId="198">
+    <w:abstractNumId w:val="4"/>
+  </w:num>
+  <w:num w:numId="199">
+    <w:abstractNumId w:val="4"/>
+  </w:num>
+  <w:num w:numId="200">
+    <w:abstractNumId w:val="4"/>
+  </w:num>
+  <w:num w:numId="201">
+    <w:abstractNumId w:val="4"/>
+  </w:num>
   <w:num w:numId="202">
-    <w:abstractNumId w:val="4"/>
-  </w:num>
-  <w:num w:numId="203">
-    <w:abstractNumId w:val="4"/>
-  </w:num>
-  <w:num w:numId="204">
-    <w:abstractNumId w:val="4"/>
-  </w:num>
-  <w:num w:numId="205">
-    <w:abstractNumId w:val="4"/>
-  </w:num>
-  <w:num w:numId="206">
     <w:abstractNumId w:val="4"/>
     <w:lvlOverride w:ilvl="0">
       <w:startOverride w:val="1"/>
     </w:lvlOverride>
   </w:num>
+  <w:num w:numId="203">
+    <w:abstractNumId w:val="4"/>
+  </w:num>
+  <w:num w:numId="204">
+    <w:abstractNumId w:val="4"/>
+  </w:num>
+  <w:num w:numId="205">
+    <w:abstractNumId w:val="4"/>
+  </w:num>
+  <w:num w:numId="206">
+    <w:abstractNumId w:val="4"/>
+  </w:num>
   <w:num w:numId="207">
-    <w:abstractNumId w:val="4"/>
-  </w:num>
-  <w:num w:numId="208">
-    <w:abstractNumId w:val="4"/>
-  </w:num>
-  <w:num w:numId="209">
-    <w:abstractNumId w:val="4"/>
-  </w:num>
-  <w:num w:numId="210">
     <w:abstractNumId w:val="4"/>
     <w:lvlOverride w:ilvl="0">
       <w:startOverride w:val="1"/>
     </w:lvlOverride>
   </w:num>
+  <w:num w:numId="208">
+    <w:abstractNumId w:val="4"/>
+  </w:num>
+  <w:num w:numId="209">
+    <w:abstractNumId w:val="4"/>
+  </w:num>
+  <w:num w:numId="210">
+    <w:abstractNumId w:val="4"/>
+  </w:num>
   <w:num w:numId="211">
-    <w:abstractNumId w:val="4"/>
-  </w:num>
-  <w:num w:numId="212">
-    <w:abstractNumId w:val="3"/>
-  </w:num>
-  <w:num w:numId="213">
-    <w:abstractNumId w:val="3"/>
-  </w:num>
-  <w:num w:numId="214">
-    <w:abstractNumId w:val="4"/>
-  </w:num>
-  <w:num w:numId="215">
     <w:abstractNumId w:val="4"/>
     <w:lvlOverride w:ilvl="0">
       <w:startOverride w:val="1"/>
     </w:lvlOverride>
   </w:num>
+  <w:num w:numId="212">
+    <w:abstractNumId w:val="4"/>
+  </w:num>
+  <w:num w:numId="213">
+    <w:abstractNumId w:val="3"/>
+  </w:num>
+  <w:num w:numId="214">
+    <w:abstractNumId w:val="3"/>
+  </w:num>
+  <w:num w:numId="215">
+    <w:abstractNumId w:val="4"/>
+  </w:num>
   <w:num w:numId="216">
-    <w:abstractNumId w:val="4"/>
-  </w:num>
-  <w:num w:numId="217">
-    <w:abstractNumId w:val="4"/>
-  </w:num>
-  <w:num w:numId="218">
     <w:abstractNumId w:val="4"/>
     <w:lvlOverride w:ilvl="0">
       <w:startOverride w:val="1"/>
     </w:lvlOverride>
   </w:num>
+  <w:num w:numId="217">
+    <w:abstractNumId w:val="4"/>
+  </w:num>
+  <w:num w:numId="218">
+    <w:abstractNumId w:val="4"/>
+  </w:num>
   <w:num w:numId="219">
-    <w:abstractNumId w:val="4"/>
-  </w:num>
-  <w:num w:numId="220">
-    <w:abstractNumId w:val="4"/>
-  </w:num>
-  <w:num w:numId="221">
-    <w:abstractNumId w:val="4"/>
-  </w:num>
-  <w:num w:numId="222">
-    <w:abstractNumId w:val="4"/>
-  </w:num>
-  <w:num w:numId="223">
     <w:abstractNumId w:val="4"/>
     <w:lvlOverride w:ilvl="0">
       <w:startOverride w:val="1"/>
     </w:lvlOverride>
   </w:num>
+  <w:num w:numId="220">
+    <w:abstractNumId w:val="4"/>
+  </w:num>
+  <w:num w:numId="221">
+    <w:abstractNumId w:val="4"/>
+  </w:num>
+  <w:num w:numId="222">
+    <w:abstractNumId w:val="4"/>
+  </w:num>
+  <w:num w:numId="223">
+    <w:abstractNumId w:val="4"/>
+  </w:num>
   <w:num w:numId="224">
-    <w:abstractNumId w:val="4"/>
-  </w:num>
-  <w:num w:numId="225">
-    <w:abstractNumId w:val="4"/>
-  </w:num>
-  <w:num w:numId="226">
-    <w:abstractNumId w:val="4"/>
-  </w:num>
-  <w:num w:numId="227">
-    <w:abstractNumId w:val="4"/>
-  </w:num>
-  <w:num w:numId="228">
-    <w:abstractNumId w:val="4"/>
-  </w:num>
-  <w:num w:numId="229">
-    <w:abstractNumId w:val="4"/>
-  </w:num>
-  <w:num w:numId="230">
-    <w:abstractNumId w:val="4"/>
-  </w:num>
-  <w:num w:numId="231">
-    <w:abstractNumId w:val="4"/>
-  </w:num>
-  <w:num w:numId="232">
-    <w:abstractNumId w:val="4"/>
-  </w:num>
-  <w:num w:numId="233">
-    <w:abstractNumId w:val="4"/>
-  </w:num>
-  <w:num w:numId="234">
-    <w:abstractNumId w:val="4"/>
-  </w:num>
-  <w:num w:numId="235">
-    <w:abstractNumId w:val="4"/>
-  </w:num>
-  <w:num w:numId="236">
-    <w:abstractNumId w:val="4"/>
-  </w:num>
-  <w:num w:numId="237">
-    <w:abstractNumId w:val="4"/>
-  </w:num>
-  <w:num w:numId="238">
-    <w:abstractNumId w:val="4"/>
-  </w:num>
-  <w:num w:numId="239">
-    <w:abstractNumId w:val="4"/>
-  </w:num>
-  <w:num w:numId="240">
-    <w:abstractNumId w:val="4"/>
-  </w:num>
-  <w:num w:numId="241">
-    <w:abstractNumId w:val="4"/>
-  </w:num>
-  <w:num w:numId="242">
-    <w:abstractNumId w:val="4"/>
-  </w:num>
-  <w:num w:numId="243">
     <w:abstractNumId w:val="4"/>
     <w:lvlOverride w:ilvl="0">
       <w:startOverride w:val="1"/>
     </w:lvlOverride>
   </w:num>
+  <w:num w:numId="225">
+    <w:abstractNumId w:val="4"/>
+  </w:num>
+  <w:num w:numId="226">
+    <w:abstractNumId w:val="4"/>
+  </w:num>
+  <w:num w:numId="227">
+    <w:abstractNumId w:val="4"/>
+  </w:num>
+  <w:num w:numId="228">
+    <w:abstractNumId w:val="4"/>
+  </w:num>
+  <w:num w:numId="229">
+    <w:abstractNumId w:val="4"/>
+  </w:num>
+  <w:num w:numId="230">
+    <w:abstractNumId w:val="4"/>
+  </w:num>
+  <w:num w:numId="231">
+    <w:abstractNumId w:val="4"/>
+  </w:num>
+  <w:num w:numId="232">
+    <w:abstractNumId w:val="4"/>
+  </w:num>
+  <w:num w:numId="233">
+    <w:abstractNumId w:val="4"/>
+  </w:num>
+  <w:num w:numId="234">
+    <w:abstractNumId w:val="4"/>
+  </w:num>
+  <w:num w:numId="235">
+    <w:abstractNumId w:val="4"/>
+  </w:num>
+  <w:num w:numId="236">
+    <w:abstractNumId w:val="4"/>
+  </w:num>
+  <w:num w:numId="237">
+    <w:abstractNumId w:val="4"/>
+  </w:num>
+  <w:num w:numId="238">
+    <w:abstractNumId w:val="4"/>
+  </w:num>
+  <w:num w:numId="239">
+    <w:abstractNumId w:val="4"/>
+  </w:num>
+  <w:num w:numId="240">
+    <w:abstractNumId w:val="4"/>
+  </w:num>
+  <w:num w:numId="241">
+    <w:abstractNumId w:val="4"/>
+  </w:num>
+  <w:num w:numId="242">
+    <w:abstractNumId w:val="4"/>
+  </w:num>
+  <w:num w:numId="243">
+    <w:abstractNumId w:val="4"/>
+  </w:num>
   <w:num w:numId="244">
-    <w:abstractNumId w:val="4"/>
-  </w:num>
-  <w:num w:numId="245">
-    <w:abstractNumId w:val="4"/>
-  </w:num>
-  <w:num w:numId="246">
-    <w:abstractNumId w:val="4"/>
-  </w:num>
-  <w:num w:numId="247">
-    <w:abstractNumId w:val="4"/>
-  </w:num>
-  <w:num w:numId="248">
-    <w:abstractNumId w:val="4"/>
-  </w:num>
-  <w:num w:numId="249">
-    <w:abstractNumId w:val="4"/>
-  </w:num>
-  <w:num w:numId="250">
-    <w:abstractNumId w:val="4"/>
-  </w:num>
-  <w:num w:numId="251">
     <w:abstractNumId w:val="4"/>
     <w:lvlOverride w:ilvl="0">
       <w:startOverride w:val="1"/>
     </w:lvlOverride>
   </w:num>
+  <w:num w:numId="245">
+    <w:abstractNumId w:val="4"/>
+  </w:num>
+  <w:num w:numId="246">
+    <w:abstractNumId w:val="4"/>
+  </w:num>
+  <w:num w:numId="247">
+    <w:abstractNumId w:val="4"/>
+  </w:num>
+  <w:num w:numId="248">
+    <w:abstractNumId w:val="4"/>
+  </w:num>
+  <w:num w:numId="249">
+    <w:abstractNumId w:val="4"/>
+  </w:num>
+  <w:num w:numId="250">
+    <w:abstractNumId w:val="4"/>
+  </w:num>
+  <w:num w:numId="251">
+    <w:abstractNumId w:val="4"/>
+  </w:num>
   <w:num w:numId="252">
-    <w:abstractNumId w:val="4"/>
-  </w:num>
-  <w:num w:numId="253">
-    <w:abstractNumId w:val="4"/>
-  </w:num>
-  <w:num w:numId="254">
-    <w:abstractNumId w:val="4"/>
-  </w:num>
-  <w:num w:numId="255">
-    <w:abstractNumId w:val="4"/>
-  </w:num>
-  <w:num w:numId="256">
     <w:abstractNumId w:val="4"/>
     <w:lvlOverride w:ilvl="0">
       <w:startOverride w:val="1"/>
     </w:lvlOverride>
   </w:num>
+  <w:num w:numId="253">
+    <w:abstractNumId w:val="4"/>
+  </w:num>
+  <w:num w:numId="254">
+    <w:abstractNumId w:val="4"/>
+  </w:num>
+  <w:num w:numId="255">
+    <w:abstractNumId w:val="4"/>
+  </w:num>
+  <w:num w:numId="256">
+    <w:abstractNumId w:val="4"/>
+  </w:num>
   <w:num w:numId="257">
-    <w:abstractNumId w:val="4"/>
-  </w:num>
-  <w:num w:numId="258">
-    <w:abstractNumId w:val="4"/>
-  </w:num>
-  <w:num w:numId="259">
-    <w:abstractNumId w:val="4"/>
-  </w:num>
-  <w:num w:numId="260">
     <w:abstractNumId w:val="4"/>
     <w:lvlOverride w:ilvl="0">
       <w:startOverride w:val="1"/>
     </w:lvlOverride>
   </w:num>
+  <w:num w:numId="258">
+    <w:abstractNumId w:val="4"/>
+  </w:num>
+  <w:num w:numId="259">
+    <w:abstractNumId w:val="4"/>
+  </w:num>
+  <w:num w:numId="260">
+    <w:abstractNumId w:val="4"/>
+  </w:num>
   <w:num w:numId="261">
-    <w:abstractNumId w:val="4"/>
-  </w:num>
-  <w:num w:numId="262">
     <w:abstractNumId w:val="4"/>
     <w:lvlOverride w:ilvl="0">
       <w:startOverride w:val="1"/>
     </w:lvlOverride>
   </w:num>
+  <w:num w:numId="262">
+    <w:abstractNumId w:val="4"/>
+  </w:num>
   <w:num w:numId="263">
-    <w:abstractNumId w:val="4"/>
-  </w:num>
-  <w:num w:numId="264">
-    <w:abstractNumId w:val="4"/>
-  </w:num>
-  <w:num w:numId="265">
     <w:abstractNumId w:val="4"/>
     <w:lvlOverride w:ilvl="0">
       <w:startOverride w:val="1"/>
     </w:lvlOverride>
   </w:num>
+  <w:num w:numId="264">
+    <w:abstractNumId w:val="4"/>
+  </w:num>
+  <w:num w:numId="265">
+    <w:abstractNumId w:val="4"/>
+  </w:num>
   <w:num w:numId="266">
     <w:abstractNumId w:val="4"/>
+    <w:lvlOverride w:ilvl="0">
+      <w:startOverride w:val="1"/>
+    </w:lvlOverride>
   </w:num>
   <w:num w:numId="267">
     <w:abstractNumId w:val="4"/>
   </w:num>
   <w:num w:numId="268">
+    <w:abstractNumId w:val="4"/>
+  </w:num>
+  <w:num w:numId="269">
     <w:abstractNumId w:val="4"/>
   </w:num>
 </w:numbering>

--- a/docs/dokumen/Kode_Etik_Mitra_PLS_Mitrans-Astra_v1.4.docx
+++ b/docs/dokumen/Kode_Etik_Mitra_PLS_Mitrans-Astra_v1.4.docx
@@ -282,6 +282,17 @@
               <w:t>Tambahan versi 1.4 (28 Oktober 2026): atlastrade.io ditetapkan sebagai Halaman Pembayaran resmi untuk pembelian, pembayaran, pembatalan, dan pengembalian dana (Pasal 1, 12, 15, dan 18).</w:t>
             </w:r>
           </w:p>
+          <w:p>
+            <w:pPr>
+              <w:pStyle w:val="Normal"/>
+              <w:spacing w:before="0" w:after="80"/>
+              <w:rPr/>
+            </w:pPr>
+            <w:r>
+              <w:rPr/>
+              <w:t>Tambahan versi 1.4 (28 Oktober 2026, kedua): Kantor Maya dan pendaftaran di affiliatemarketing.network; e-book Mitra PLS melalui Agent Marketing dengan persetujuan Perusahaan; Sponsor pembeli e-book (Pasal 1, 4, dan 12).</w:t>
+            </w:r>
+          </w:p>
         </w:tc>
       </w:tr>
     </w:tbl>
@@ -580,7 +591,7 @@
       </w:r>
       <w:r>
         <w:rPr/>
-        <w:t xml:space="preserve"> adalah Mitra PLS yang merujuk calon Mitra PLS atau Pelanggan.</w:t>
+        <w:t xml:space="preserve"> adalah Mitra PLS yang merujuk calon Mitra PLS atau Pelanggan. Bagi pembeli e-book Mitra PLS, Sponsor adalah pemilik e-book yang pertama kali dibelinya, dan tidak berubah.</w:t>
       </w:r>
     </w:p>
     <w:p>
@@ -624,7 +635,7 @@
       </w:r>
       <w:r>
         <w:rPr/>
-        <w:t xml:space="preserve"> adalah halaman akun Mitra PLS di mitrans.id.</w:t>
+        <w:t xml:space="preserve"> adalah halaman akun Mitra PLS di affiliatemarketing.network, termasuk Agent Marketing, fasilitas tanpa biaya untuk membuat e-book dan halaman penawaran milik Mitra PLS.</w:t>
       </w:r>
     </w:p>
     <w:p>
@@ -880,7 +891,7 @@
       </w:pPr>
       <w:r>
         <w:rPr/>
-        <w:t>Pendaftaran dilakukan di mitrans.id, melalui tautan rujukan Sponsor di affiliatemarketing.network atau langsung.</w:t>
+        <w:t>Pendaftaran dilakukan di affiliatemarketing.network tanpa biaya dan tanpa kewajiban membeli Lisensi, melalui tautan rujukan Sponsor, dari pembelian e-book Mitra PLS, atau langsung.</w:t>
       </w:r>
     </w:p>
     <w:p>
@@ -1692,7 +1703,7 @@
       </w:pPr>
       <w:r>
         <w:rPr/>
-        <w:t>Memakai materi pemasaran resmi Perusahaan, atau materi sendiri yang sudah disetujui Perusahaan.</w:t>
+        <w:t>Memakai materi pemasaran resmi Perusahaan, atau materi sendiri yang sudah disetujui Perusahaan. E-book dan halaman penawaran buatan sendiri di Agent Marketing diajukan dan disetujui Perusahaan sebelum tayang. E-book adalah produk Mitra PLS sendiri: tanpa PV, tanpa komisi, tidak dihitung untuk bonus, bersifat edukasi, dan tidak memuat nasihat investasi pribadi.</w:t>
       </w:r>
     </w:p>
     <w:p>
